--- a/Word/06-IEC-EC-A-materiales-candidato.docx
+++ b/Word/06-IEC-EC-A-materiales-candidato.docx
@@ -252,10 +252,10 @@
         <w:tblLook w:firstColumn="1" w:firstRow="1" w:lastColumn="0" w:lastRow="0" w:noHBand="0" w:noVBand="1" w:val="04A0"/>
       </w:tblPr>
       <w:tblGrid>
-        <w:gridCol w:w="811"/>
-        <w:gridCol w:w="811"/>
-        <w:gridCol w:w="4004"/>
-        <w:gridCol w:w="4004"/>
+        <w:gridCol w:w="827"/>
+        <w:gridCol w:w="932"/>
+        <w:gridCol w:w="3856"/>
+        <w:gridCol w:w="4016"/>
       </w:tblGrid>
       <w:tr>
         <w:trPr>
@@ -264,7 +264,7 @@
         </w:trPr>
         <w:tc>
           <w:tcPr>
-            <w:tcW w:w="811" w:type="dxa"/>
+            <w:tcW w:w="827" w:type="dxa"/>
             <w:shd w:val="clear" w:color="auto" w:fill="ECECEC"/>
           </w:tcPr>
           <w:p>
@@ -283,7 +283,7 @@
         </w:tc>
         <w:tc>
           <w:tcPr>
-            <w:tcW w:w="811" w:type="dxa"/>
+            <w:tcW w:w="932" w:type="dxa"/>
             <w:shd w:val="clear" w:color="auto" w:fill="ECECEC"/>
           </w:tcPr>
           <w:p>
@@ -302,7 +302,7 @@
         </w:tc>
         <w:tc>
           <w:tcPr>
-            <w:tcW w:w="4004" w:type="dxa"/>
+            <w:tcW w:w="3856" w:type="dxa"/>
             <w:shd w:val="clear" w:color="auto" w:fill="ECECEC"/>
           </w:tcPr>
           <w:p>
@@ -321,7 +321,7 @@
         </w:tc>
         <w:tc>
           <w:tcPr>
-            <w:tcW w:w="4004" w:type="dxa"/>
+            <w:tcW w:w="4016" w:type="dxa"/>
             <w:shd w:val="clear" w:color="auto" w:fill="ECECEC"/>
           </w:tcPr>
           <w:p>
@@ -342,7 +342,7 @@
       <w:tr>
         <w:tc>
           <w:tcPr>
-            <w:tcW w:w="811" w:type="dxa"/>
+            <w:tcW w:w="827" w:type="dxa"/>
           </w:tcPr>
           <w:p>
             <w:pPr>
@@ -359,7 +359,7 @@
         </w:tc>
         <w:tc>
           <w:tcPr>
-            <w:tcW w:w="811" w:type="dxa"/>
+            <w:tcW w:w="932" w:type="dxa"/>
           </w:tcPr>
           <w:p>
             <w:pPr>
@@ -376,7 +376,7 @@
         </w:tc>
         <w:tc>
           <w:tcPr>
-            <w:tcW w:w="4004" w:type="dxa"/>
+            <w:tcW w:w="3856" w:type="dxa"/>
           </w:tcPr>
           <w:p>
             <w:pPr>
@@ -393,7 +393,7 @@
         </w:tc>
         <w:tc>
           <w:tcPr>
-            <w:tcW w:w="4004" w:type="dxa"/>
+            <w:tcW w:w="4016" w:type="dxa"/>
           </w:tcPr>
           <w:p>
             <w:pPr>
@@ -412,7 +412,7 @@
       <w:tr>
         <w:tc>
           <w:tcPr>
-            <w:tcW w:w="811" w:type="dxa"/>
+            <w:tcW w:w="827" w:type="dxa"/>
           </w:tcPr>
           <w:p>
             <w:pPr>
@@ -429,7 +429,7 @@
         </w:tc>
         <w:tc>
           <w:tcPr>
-            <w:tcW w:w="811" w:type="dxa"/>
+            <w:tcW w:w="932" w:type="dxa"/>
           </w:tcPr>
           <w:p>
             <w:pPr>
@@ -446,7 +446,7 @@
         </w:tc>
         <w:tc>
           <w:tcPr>
-            <w:tcW w:w="4004" w:type="dxa"/>
+            <w:tcW w:w="3856" w:type="dxa"/>
           </w:tcPr>
           <w:p>
             <w:pPr>
@@ -463,7 +463,7 @@
         </w:tc>
         <w:tc>
           <w:tcPr>
-            <w:tcW w:w="4004" w:type="dxa"/>
+            <w:tcW w:w="4016" w:type="dxa"/>
           </w:tcPr>
           <w:p>
             <w:pPr>
@@ -482,7 +482,7 @@
       <w:tr>
         <w:tc>
           <w:tcPr>
-            <w:tcW w:w="811" w:type="dxa"/>
+            <w:tcW w:w="827" w:type="dxa"/>
           </w:tcPr>
           <w:p>
             <w:pPr>
@@ -499,7 +499,7 @@
         </w:tc>
         <w:tc>
           <w:tcPr>
-            <w:tcW w:w="811" w:type="dxa"/>
+            <w:tcW w:w="932" w:type="dxa"/>
           </w:tcPr>
           <w:p>
             <w:pPr>
@@ -516,7 +516,7 @@
         </w:tc>
         <w:tc>
           <w:tcPr>
-            <w:tcW w:w="4004" w:type="dxa"/>
+            <w:tcW w:w="3856" w:type="dxa"/>
           </w:tcPr>
           <w:p>
             <w:pPr>
@@ -533,7 +533,7 @@
         </w:tc>
         <w:tc>
           <w:tcPr>
-            <w:tcW w:w="4004" w:type="dxa"/>
+            <w:tcW w:w="4016" w:type="dxa"/>
           </w:tcPr>
           <w:p>
             <w:pPr>
@@ -726,10 +726,10 @@
         <w:tblLook w:firstColumn="1" w:firstRow="1" w:lastColumn="0" w:lastRow="0" w:noHBand="0" w:noVBand="1" w:val="04A0"/>
       </w:tblPr>
       <w:tblGrid>
-        <w:gridCol w:w="1388"/>
-        <w:gridCol w:w="2617"/>
-        <w:gridCol w:w="867"/>
-        <w:gridCol w:w="4759"/>
+        <w:gridCol w:w="1896"/>
+        <w:gridCol w:w="2338"/>
+        <w:gridCol w:w="1300"/>
+        <w:gridCol w:w="4095"/>
       </w:tblGrid>
       <w:tr>
         <w:trPr>
@@ -738,7 +738,7 @@
         </w:trPr>
         <w:tc>
           <w:tcPr>
-            <w:tcW w:w="1388" w:type="dxa"/>
+            <w:tcW w:w="1896" w:type="dxa"/>
             <w:shd w:val="clear" w:color="auto" w:fill="ECECEC"/>
           </w:tcPr>
           <w:p>
@@ -757,7 +757,7 @@
         </w:tc>
         <w:tc>
           <w:tcPr>
-            <w:tcW w:w="2617" w:type="dxa"/>
+            <w:tcW w:w="2338" w:type="dxa"/>
             <w:shd w:val="clear" w:color="auto" w:fill="ECECEC"/>
           </w:tcPr>
           <w:p>
@@ -776,7 +776,7 @@
         </w:tc>
         <w:tc>
           <w:tcPr>
-            <w:tcW w:w="867" w:type="dxa"/>
+            <w:tcW w:w="1300" w:type="dxa"/>
             <w:shd w:val="clear" w:color="auto" w:fill="ECECEC"/>
           </w:tcPr>
           <w:p>
@@ -795,7 +795,7 @@
         </w:tc>
         <w:tc>
           <w:tcPr>
-            <w:tcW w:w="4759" w:type="dxa"/>
+            <w:tcW w:w="4095" w:type="dxa"/>
             <w:shd w:val="clear" w:color="auto" w:fill="ECECEC"/>
           </w:tcPr>
           <w:p>
@@ -816,7 +816,7 @@
       <w:tr>
         <w:tc>
           <w:tcPr>
-            <w:tcW w:w="1388" w:type="dxa"/>
+            <w:tcW w:w="1896" w:type="dxa"/>
           </w:tcPr>
           <w:p>
             <w:pPr>
@@ -833,7 +833,7 @@
         </w:tc>
         <w:tc>
           <w:tcPr>
-            <w:tcW w:w="2617" w:type="dxa"/>
+            <w:tcW w:w="2338" w:type="dxa"/>
           </w:tcPr>
           <w:p>
             <w:pPr>
@@ -850,7 +850,7 @@
         </w:tc>
         <w:tc>
           <w:tcPr>
-            <w:tcW w:w="867" w:type="dxa"/>
+            <w:tcW w:w="1300" w:type="dxa"/>
           </w:tcPr>
           <w:p>
             <w:pPr>
@@ -867,7 +867,7 @@
         </w:tc>
         <w:tc>
           <w:tcPr>
-            <w:tcW w:w="4759" w:type="dxa"/>
+            <w:tcW w:w="4095" w:type="dxa"/>
           </w:tcPr>
           <w:p>
             <w:pPr>
@@ -886,7 +886,7 @@
       <w:tr>
         <w:tc>
           <w:tcPr>
-            <w:tcW w:w="1388" w:type="dxa"/>
+            <w:tcW w:w="1896" w:type="dxa"/>
           </w:tcPr>
           <w:p>
             <w:pPr>
@@ -903,7 +903,7 @@
         </w:tc>
         <w:tc>
           <w:tcPr>
-            <w:tcW w:w="2617" w:type="dxa"/>
+            <w:tcW w:w="2338" w:type="dxa"/>
           </w:tcPr>
           <w:p>
             <w:pPr>
@@ -920,7 +920,7 @@
         </w:tc>
         <w:tc>
           <w:tcPr>
-            <w:tcW w:w="867" w:type="dxa"/>
+            <w:tcW w:w="1300" w:type="dxa"/>
           </w:tcPr>
           <w:p>
             <w:pPr>
@@ -937,7 +937,7 @@
         </w:tc>
         <w:tc>
           <w:tcPr>
-            <w:tcW w:w="4759" w:type="dxa"/>
+            <w:tcW w:w="4095" w:type="dxa"/>
           </w:tcPr>
           <w:p>
             <w:pPr>
@@ -956,7 +956,7 @@
       <w:tr>
         <w:tc>
           <w:tcPr>
-            <w:tcW w:w="1388" w:type="dxa"/>
+            <w:tcW w:w="1896" w:type="dxa"/>
           </w:tcPr>
           <w:p>
             <w:pPr>
@@ -973,7 +973,7 @@
         </w:tc>
         <w:tc>
           <w:tcPr>
-            <w:tcW w:w="2617" w:type="dxa"/>
+            <w:tcW w:w="2338" w:type="dxa"/>
           </w:tcPr>
           <w:p>
             <w:pPr>
@@ -990,7 +990,7 @@
         </w:tc>
         <w:tc>
           <w:tcPr>
-            <w:tcW w:w="867" w:type="dxa"/>
+            <w:tcW w:w="1300" w:type="dxa"/>
           </w:tcPr>
           <w:p>
             <w:pPr>
@@ -1007,7 +1007,7 @@
         </w:tc>
         <w:tc>
           <w:tcPr>
-            <w:tcW w:w="4759" w:type="dxa"/>
+            <w:tcW w:w="4095" w:type="dxa"/>
           </w:tcPr>
           <w:p>
             <w:pPr>
@@ -1026,7 +1026,7 @@
       <w:tr>
         <w:tc>
           <w:tcPr>
-            <w:tcW w:w="1388" w:type="dxa"/>
+            <w:tcW w:w="1896" w:type="dxa"/>
           </w:tcPr>
           <w:p>
             <w:pPr>
@@ -1043,7 +1043,7 @@
         </w:tc>
         <w:tc>
           <w:tcPr>
-            <w:tcW w:w="2617" w:type="dxa"/>
+            <w:tcW w:w="2338" w:type="dxa"/>
           </w:tcPr>
           <w:p>
             <w:pPr>
@@ -1060,7 +1060,7 @@
         </w:tc>
         <w:tc>
           <w:tcPr>
-            <w:tcW w:w="867" w:type="dxa"/>
+            <w:tcW w:w="1300" w:type="dxa"/>
           </w:tcPr>
           <w:p>
             <w:pPr>
@@ -1077,7 +1077,7 @@
         </w:tc>
         <w:tc>
           <w:tcPr>
-            <w:tcW w:w="4759" w:type="dxa"/>
+            <w:tcW w:w="4095" w:type="dxa"/>
           </w:tcPr>
           <w:p>
             <w:pPr>
@@ -1123,9 +1123,9 @@
         <w:tblLook w:firstColumn="1" w:firstRow="1" w:lastColumn="0" w:lastRow="0" w:noHBand="0" w:noVBand="1" w:val="04A0"/>
       </w:tblPr>
       <w:tblGrid>
-        <w:gridCol w:w="898"/>
-        <w:gridCol w:w="4286"/>
-        <w:gridCol w:w="4446"/>
+        <w:gridCol w:w="1677"/>
+        <w:gridCol w:w="3965"/>
+        <w:gridCol w:w="3988"/>
       </w:tblGrid>
       <w:tr>
         <w:trPr>
@@ -1134,7 +1134,7 @@
         </w:trPr>
         <w:tc>
           <w:tcPr>
-            <w:tcW w:w="898" w:type="dxa"/>
+            <w:tcW w:w="1677" w:type="dxa"/>
             <w:shd w:val="clear" w:color="auto" w:fill="ECECEC"/>
           </w:tcPr>
           <w:p>
@@ -1153,7 +1153,7 @@
         </w:tc>
         <w:tc>
           <w:tcPr>
-            <w:tcW w:w="4286" w:type="dxa"/>
+            <w:tcW w:w="3965" w:type="dxa"/>
             <w:shd w:val="clear" w:color="auto" w:fill="ECECEC"/>
           </w:tcPr>
           <w:p>
@@ -1172,7 +1172,7 @@
         </w:tc>
         <w:tc>
           <w:tcPr>
-            <w:tcW w:w="4446" w:type="dxa"/>
+            <w:tcW w:w="3988" w:type="dxa"/>
             <w:shd w:val="clear" w:color="auto" w:fill="ECECEC"/>
           </w:tcPr>
           <w:p>
@@ -1193,7 +1193,7 @@
       <w:tr>
         <w:tc>
           <w:tcPr>
-            <w:tcW w:w="898" w:type="dxa"/>
+            <w:tcW w:w="1677" w:type="dxa"/>
           </w:tcPr>
           <w:p>
             <w:pPr>
@@ -1210,7 +1210,7 @@
         </w:tc>
         <w:tc>
           <w:tcPr>
-            <w:tcW w:w="4286" w:type="dxa"/>
+            <w:tcW w:w="3965" w:type="dxa"/>
           </w:tcPr>
           <w:p>
             <w:pPr>
@@ -1227,7 +1227,7 @@
         </w:tc>
         <w:tc>
           <w:tcPr>
-            <w:tcW w:w="4446" w:type="dxa"/>
+            <w:tcW w:w="3988" w:type="dxa"/>
           </w:tcPr>
           <w:p>
             <w:pPr>
@@ -1246,7 +1246,7 @@
       <w:tr>
         <w:tc>
           <w:tcPr>
-            <w:tcW w:w="898" w:type="dxa"/>
+            <w:tcW w:w="1677" w:type="dxa"/>
           </w:tcPr>
           <w:p>
             <w:pPr>
@@ -1263,7 +1263,7 @@
         </w:tc>
         <w:tc>
           <w:tcPr>
-            <w:tcW w:w="4286" w:type="dxa"/>
+            <w:tcW w:w="3965" w:type="dxa"/>
           </w:tcPr>
           <w:p>
             <w:pPr>
@@ -1280,7 +1280,7 @@
         </w:tc>
         <w:tc>
           <w:tcPr>
-            <w:tcW w:w="4446" w:type="dxa"/>
+            <w:tcW w:w="3988" w:type="dxa"/>
           </w:tcPr>
           <w:p>
             <w:pPr>
@@ -1299,7 +1299,7 @@
       <w:tr>
         <w:tc>
           <w:tcPr>
-            <w:tcW w:w="898" w:type="dxa"/>
+            <w:tcW w:w="1677" w:type="dxa"/>
           </w:tcPr>
           <w:p>
             <w:pPr>
@@ -1316,7 +1316,7 @@
         </w:tc>
         <w:tc>
           <w:tcPr>
-            <w:tcW w:w="4286" w:type="dxa"/>
+            <w:tcW w:w="3965" w:type="dxa"/>
           </w:tcPr>
           <w:p>
             <w:pPr>
@@ -1333,7 +1333,7 @@
         </w:tc>
         <w:tc>
           <w:tcPr>
-            <w:tcW w:w="4446" w:type="dxa"/>
+            <w:tcW w:w="3988" w:type="dxa"/>
           </w:tcPr>
           <w:p>
             <w:pPr>
@@ -1352,7 +1352,7 @@
       <w:tr>
         <w:tc>
           <w:tcPr>
-            <w:tcW w:w="898" w:type="dxa"/>
+            <w:tcW w:w="1677" w:type="dxa"/>
           </w:tcPr>
           <w:p>
             <w:pPr>
@@ -1369,7 +1369,7 @@
         </w:tc>
         <w:tc>
           <w:tcPr>
-            <w:tcW w:w="4286" w:type="dxa"/>
+            <w:tcW w:w="3965" w:type="dxa"/>
           </w:tcPr>
           <w:p>
             <w:pPr>
@@ -1386,7 +1386,7 @@
         </w:tc>
         <w:tc>
           <w:tcPr>
-            <w:tcW w:w="4446" w:type="dxa"/>
+            <w:tcW w:w="3988" w:type="dxa"/>
           </w:tcPr>
           <w:p>
             <w:pPr>
@@ -1405,7 +1405,7 @@
       <w:tr>
         <w:tc>
           <w:tcPr>
-            <w:tcW w:w="898" w:type="dxa"/>
+            <w:tcW w:w="1677" w:type="dxa"/>
           </w:tcPr>
           <w:p>
             <w:pPr>
@@ -1422,7 +1422,7 @@
         </w:tc>
         <w:tc>
           <w:tcPr>
-            <w:tcW w:w="4286" w:type="dxa"/>
+            <w:tcW w:w="3965" w:type="dxa"/>
           </w:tcPr>
           <w:p>
             <w:pPr>
@@ -1439,7 +1439,7 @@
         </w:tc>
         <w:tc>
           <w:tcPr>
-            <w:tcW w:w="4446" w:type="dxa"/>
+            <w:tcW w:w="3988" w:type="dxa"/>
           </w:tcPr>
           <w:p>
             <w:pPr>
@@ -1513,9 +1513,9 @@
         <w:tblLook w:firstColumn="1" w:firstRow="1" w:lastColumn="0" w:lastRow="0" w:noHBand="0" w:noVBand="1" w:val="04A0"/>
       </w:tblPr>
       <w:tblGrid>
-        <w:gridCol w:w="5228"/>
-        <w:gridCol w:w="1651"/>
-        <w:gridCol w:w="2752"/>
+        <w:gridCol w:w="4621"/>
+        <w:gridCol w:w="2043"/>
+        <w:gridCol w:w="2967"/>
       </w:tblGrid>
       <w:tr>
         <w:trPr>
@@ -1524,7 +1524,7 @@
         </w:trPr>
         <w:tc>
           <w:tcPr>
-            <w:tcW w:w="5228" w:type="dxa"/>
+            <w:tcW w:w="4621" w:type="dxa"/>
             <w:shd w:val="clear" w:color="auto" w:fill="ECECEC"/>
           </w:tcPr>
           <w:p>
@@ -1543,7 +1543,7 @@
         </w:tc>
         <w:tc>
           <w:tcPr>
-            <w:tcW w:w="1651" w:type="dxa"/>
+            <w:tcW w:w="2043" w:type="dxa"/>
             <w:shd w:val="clear" w:color="auto" w:fill="ECECEC"/>
           </w:tcPr>
           <w:p>
@@ -1562,7 +1562,7 @@
         </w:tc>
         <w:tc>
           <w:tcPr>
-            <w:tcW w:w="2752" w:type="dxa"/>
+            <w:tcW w:w="2967" w:type="dxa"/>
             <w:shd w:val="clear" w:color="auto" w:fill="ECECEC"/>
           </w:tcPr>
           <w:p>
@@ -1583,7 +1583,7 @@
       <w:tr>
         <w:tc>
           <w:tcPr>
-            <w:tcW w:w="5228" w:type="dxa"/>
+            <w:tcW w:w="4621" w:type="dxa"/>
           </w:tcPr>
           <w:p>
             <w:pPr>
@@ -1600,7 +1600,7 @@
         </w:tc>
         <w:tc>
           <w:tcPr>
-            <w:tcW w:w="1651" w:type="dxa"/>
+            <w:tcW w:w="2043" w:type="dxa"/>
           </w:tcPr>
           <w:p>
             <w:pPr>
@@ -1617,7 +1617,7 @@
         </w:tc>
         <w:tc>
           <w:tcPr>
-            <w:tcW w:w="2752" w:type="dxa"/>
+            <w:tcW w:w="2967" w:type="dxa"/>
           </w:tcPr>
           <w:p>
             <w:pPr>
@@ -1636,7 +1636,7 @@
       <w:tr>
         <w:tc>
           <w:tcPr>
-            <w:tcW w:w="5228" w:type="dxa"/>
+            <w:tcW w:w="4621" w:type="dxa"/>
           </w:tcPr>
           <w:p>
             <w:pPr>
@@ -1653,7 +1653,7 @@
         </w:tc>
         <w:tc>
           <w:tcPr>
-            <w:tcW w:w="1651" w:type="dxa"/>
+            <w:tcW w:w="2043" w:type="dxa"/>
           </w:tcPr>
           <w:p>
             <w:pPr>
@@ -1670,7 +1670,7 @@
         </w:tc>
         <w:tc>
           <w:tcPr>
-            <w:tcW w:w="2752" w:type="dxa"/>
+            <w:tcW w:w="2967" w:type="dxa"/>
           </w:tcPr>
           <w:p>
             <w:pPr>
@@ -1689,7 +1689,7 @@
       <w:tr>
         <w:tc>
           <w:tcPr>
-            <w:tcW w:w="5228" w:type="dxa"/>
+            <w:tcW w:w="4621" w:type="dxa"/>
           </w:tcPr>
           <w:p>
             <w:pPr>
@@ -1706,7 +1706,7 @@
         </w:tc>
         <w:tc>
           <w:tcPr>
-            <w:tcW w:w="1651" w:type="dxa"/>
+            <w:tcW w:w="2043" w:type="dxa"/>
           </w:tcPr>
           <w:p>
             <w:pPr>
@@ -1723,7 +1723,7 @@
         </w:tc>
         <w:tc>
           <w:tcPr>
-            <w:tcW w:w="2752" w:type="dxa"/>
+            <w:tcW w:w="2967" w:type="dxa"/>
           </w:tcPr>
           <w:p>
             <w:pPr>
@@ -1742,7 +1742,7 @@
       <w:tr>
         <w:tc>
           <w:tcPr>
-            <w:tcW w:w="5228" w:type="dxa"/>
+            <w:tcW w:w="4621" w:type="dxa"/>
           </w:tcPr>
           <w:p>
             <w:pPr>
@@ -1759,7 +1759,7 @@
         </w:tc>
         <w:tc>
           <w:tcPr>
-            <w:tcW w:w="1651" w:type="dxa"/>
+            <w:tcW w:w="2043" w:type="dxa"/>
           </w:tcPr>
           <w:p>
             <w:pPr>
@@ -1776,7 +1776,7 @@
         </w:tc>
         <w:tc>
           <w:tcPr>
-            <w:tcW w:w="2752" w:type="dxa"/>
+            <w:tcW w:w="2967" w:type="dxa"/>
           </w:tcPr>
           <w:p>
             <w:pPr>
@@ -1795,7 +1795,7 @@
       <w:tr>
         <w:tc>
           <w:tcPr>
-            <w:tcW w:w="5228" w:type="dxa"/>
+            <w:tcW w:w="4621" w:type="dxa"/>
           </w:tcPr>
           <w:p>
             <w:pPr>
@@ -1813,7 +1813,7 @@
         </w:tc>
         <w:tc>
           <w:tcPr>
-            <w:tcW w:w="1651" w:type="dxa"/>
+            <w:tcW w:w="2043" w:type="dxa"/>
           </w:tcPr>
           <w:p>
             <w:pPr>
@@ -1831,7 +1831,7 @@
         </w:tc>
         <w:tc>
           <w:tcPr>
-            <w:tcW w:w="2752" w:type="dxa"/>
+            <w:tcW w:w="2967" w:type="dxa"/>
           </w:tcPr>
           <w:p>
             <w:pPr>
@@ -1861,6 +1861,1420 @@
       <w:r>
         <w:rPr/>
         <w:t>Últimas 8 quejas registradas:</w:t>
+      </w:r>
+    </w:p>
+    <w:tbl>
+      <w:tblPr>
+        <w:tblW w:w="9632" w:type="dxa"/>
+        <w:tblBorders>
+          <w:top w:val="single" w:sz="4" w:space="0" w:color="BFC0C0"/>
+          <w:left w:val="single" w:sz="4" w:space="0" w:color="BFC0C0"/>
+          <w:bottom w:val="single" w:sz="4" w:space="0" w:color="BFC0C0"/>
+          <w:right w:val="single" w:sz="4" w:space="0" w:color="BFC0C0"/>
+          <w:insideH w:val="single" w:sz="4" w:space="0" w:color="BFC0C0"/>
+          <w:insideV w:val="single" w:sz="4" w:space="0" w:color="BFC0C0"/>
+        </w:tblBorders>
+        <w:tblLayout w:type="fixed"/>
+        <w:tblCellMar>
+          <w:left w:w="60" w:type="dxa"/>
+          <w:right w:w="60" w:type="dxa"/>
+        </w:tblCellMar>
+        <w:tblLook w:firstColumn="1" w:firstRow="1" w:lastColumn="0" w:lastRow="0" w:noHBand="0" w:noVBand="1" w:val="04A0"/>
+      </w:tblPr>
+      <w:tblGrid>
+        <w:gridCol w:w="778"/>
+        <w:gridCol w:w="1030"/>
+        <w:gridCol w:w="1491"/>
+        <w:gridCol w:w="945"/>
+        <w:gridCol w:w="2374"/>
+        <w:gridCol w:w="1063"/>
+        <w:gridCol w:w="1170"/>
+        <w:gridCol w:w="778"/>
+      </w:tblGrid>
+      <w:tr>
+        <w:trPr>
+          <w:tblHeader w:val="true"/>
+          <w:cantSplit/>
+        </w:trPr>
+        <w:tc>
+          <w:tcPr>
+            <w:tcW w:w="778" w:type="dxa"/>
+            <w:shd w:val="clear" w:color="auto" w:fill="ECECEC"/>
+          </w:tcPr>
+          <w:p>
+            <w:pPr>
+              <w:pStyle w:val="Compact"/>
+              <w:spacing w:before="20" w:after="20"/>
+            </w:pPr>
+            <w:r>
+              <w:rPr>
+                <w:b/>
+                <w:sz w:val="15"/>
+              </w:rPr>
+              <w:t>Folio</w:t>
+            </w:r>
+          </w:p>
+        </w:tc>
+        <w:tc>
+          <w:tcPr>
+            <w:tcW w:w="1030" w:type="dxa"/>
+            <w:shd w:val="clear" w:color="auto" w:fill="ECECEC"/>
+          </w:tcPr>
+          <w:p>
+            <w:pPr>
+              <w:pStyle w:val="Compact"/>
+              <w:spacing w:before="20" w:after="20"/>
+            </w:pPr>
+            <w:r>
+              <w:rPr>
+                <w:b/>
+                <w:sz w:val="15"/>
+              </w:rPr>
+              <w:t>Fecha</w:t>
+            </w:r>
+          </w:p>
+        </w:tc>
+        <w:tc>
+          <w:tcPr>
+            <w:tcW w:w="1491" w:type="dxa"/>
+            <w:shd w:val="clear" w:color="auto" w:fill="ECECEC"/>
+          </w:tcPr>
+          <w:p>
+            <w:pPr>
+              <w:pStyle w:val="Compact"/>
+              <w:spacing w:before="20" w:after="20"/>
+            </w:pPr>
+            <w:r>
+              <w:rPr>
+                <w:b/>
+                <w:sz w:val="15"/>
+              </w:rPr>
+              <w:t>Cliente</w:t>
+            </w:r>
+          </w:p>
+        </w:tc>
+        <w:tc>
+          <w:tcPr>
+            <w:tcW w:w="945" w:type="dxa"/>
+            <w:shd w:val="clear" w:color="auto" w:fill="ECECEC"/>
+          </w:tcPr>
+          <w:p>
+            <w:pPr>
+              <w:pStyle w:val="Compact"/>
+              <w:spacing w:before="20" w:after="20"/>
+            </w:pPr>
+            <w:r>
+              <w:rPr>
+                <w:b/>
+                <w:sz w:val="15"/>
+              </w:rPr>
+              <w:t>Teléfono</w:t>
+            </w:r>
+          </w:p>
+        </w:tc>
+        <w:tc>
+          <w:tcPr>
+            <w:tcW w:w="2374" w:type="dxa"/>
+            <w:shd w:val="clear" w:color="auto" w:fill="ECECEC"/>
+          </w:tcPr>
+          <w:p>
+            <w:pPr>
+              <w:pStyle w:val="Compact"/>
+              <w:spacing w:before="20" w:after="20"/>
+            </w:pPr>
+            <w:r>
+              <w:rPr>
+                <w:b/>
+                <w:sz w:val="15"/>
+              </w:rPr>
+              <w:t>Correo</w:t>
+            </w:r>
+          </w:p>
+        </w:tc>
+        <w:tc>
+          <w:tcPr>
+            <w:tcW w:w="1063" w:type="dxa"/>
+            <w:shd w:val="clear" w:color="auto" w:fill="ECECEC"/>
+          </w:tcPr>
+          <w:p>
+            <w:pPr>
+              <w:pStyle w:val="Compact"/>
+              <w:spacing w:before="20" w:after="20"/>
+            </w:pPr>
+            <w:r>
+              <w:rPr>
+                <w:b/>
+                <w:sz w:val="15"/>
+              </w:rPr>
+              <w:t>Motivo</w:t>
+            </w:r>
+          </w:p>
+        </w:tc>
+        <w:tc>
+          <w:tcPr>
+            <w:tcW w:w="1170" w:type="dxa"/>
+            <w:shd w:val="clear" w:color="auto" w:fill="ECECEC"/>
+          </w:tcPr>
+          <w:p>
+            <w:pPr>
+              <w:pStyle w:val="Compact"/>
+              <w:spacing w:before="20" w:after="20"/>
+            </w:pPr>
+            <w:r>
+              <w:rPr>
+                <w:b/>
+                <w:sz w:val="15"/>
+              </w:rPr>
+              <w:t>Detalle</w:t>
+            </w:r>
+          </w:p>
+        </w:tc>
+        <w:tc>
+          <w:tcPr>
+            <w:tcW w:w="778" w:type="dxa"/>
+            <w:shd w:val="clear" w:color="auto" w:fill="ECECEC"/>
+          </w:tcPr>
+          <w:p>
+            <w:pPr>
+              <w:pStyle w:val="Compact"/>
+              <w:spacing w:before="20" w:after="20"/>
+            </w:pPr>
+            <w:r>
+              <w:rPr>
+                <w:b/>
+                <w:sz w:val="15"/>
+              </w:rPr>
+              <w:t>Estado</w:t>
+            </w:r>
+          </w:p>
+        </w:tc>
+      </w:tr>
+      <w:tr>
+        <w:tc>
+          <w:tcPr>
+            <w:tcW w:w="778" w:type="dxa"/>
+          </w:tcPr>
+          <w:p>
+            <w:pPr>
+              <w:pStyle w:val="Compact"/>
+              <w:spacing w:before="20" w:after="20"/>
+            </w:pPr>
+            <w:r>
+              <w:rPr>
+                <w:sz w:val="15"/>
+              </w:rPr>
+              <w:t>Q3-0311</w:t>
+            </w:r>
+          </w:p>
+        </w:tc>
+        <w:tc>
+          <w:tcPr>
+            <w:tcW w:w="1030" w:type="dxa"/>
+          </w:tcPr>
+          <w:p>
+            <w:pPr>
+              <w:pStyle w:val="Compact"/>
+              <w:spacing w:before="20" w:after="20"/>
+            </w:pPr>
+            <w:r>
+              <w:rPr>
+                <w:sz w:val="15"/>
+              </w:rPr>
+              <w:t>28/09/2026</w:t>
+            </w:r>
+          </w:p>
+        </w:tc>
+        <w:tc>
+          <w:tcPr>
+            <w:tcW w:w="1491" w:type="dxa"/>
+          </w:tcPr>
+          <w:p>
+            <w:pPr>
+              <w:pStyle w:val="Compact"/>
+              <w:spacing w:before="20" w:after="20"/>
+            </w:pPr>
+            <w:r>
+              <w:rPr>
+                <w:sz w:val="15"/>
+              </w:rPr>
+              <w:t>Mariana Ejemplo Soto</w:t>
+            </w:r>
+          </w:p>
+        </w:tc>
+        <w:tc>
+          <w:tcPr>
+            <w:tcW w:w="945" w:type="dxa"/>
+          </w:tcPr>
+          <w:p>
+            <w:pPr>
+              <w:pStyle w:val="Compact"/>
+              <w:spacing w:before="20" w:after="20"/>
+            </w:pPr>
+            <w:r>
+              <w:rPr>
+                <w:sz w:val="15"/>
+              </w:rPr>
+              <w:t>55 0000 0101</w:t>
+            </w:r>
+          </w:p>
+        </w:tc>
+        <w:tc>
+          <w:tcPr>
+            <w:tcW w:w="2374" w:type="dxa"/>
+          </w:tcPr>
+          <w:p>
+            <w:pPr>
+              <w:pStyle w:val="Compact"/>
+              <w:spacing w:before="20" w:after="20"/>
+            </w:pPr>
+            <w:r>
+              <w:rPr>
+                <w:sz w:val="15"/>
+              </w:rPr>
+              <w:t>mariana.es@correo.ficticio</w:t>
+            </w:r>
+          </w:p>
+        </w:tc>
+        <w:tc>
+          <w:tcPr>
+            <w:tcW w:w="1063" w:type="dxa"/>
+          </w:tcPr>
+          <w:p>
+            <w:pPr>
+              <w:pStyle w:val="Compact"/>
+              <w:spacing w:before="20" w:after="20"/>
+            </w:pPr>
+            <w:r>
+              <w:rPr>
+                <w:sz w:val="15"/>
+              </w:rPr>
+              <w:t>Entrega tardía</w:t>
+            </w:r>
+          </w:p>
+        </w:tc>
+        <w:tc>
+          <w:tcPr>
+            <w:tcW w:w="1170" w:type="dxa"/>
+          </w:tcPr>
+          <w:p>
+            <w:pPr>
+              <w:pStyle w:val="Compact"/>
+              <w:spacing w:before="20" w:after="20"/>
+            </w:pPr>
+            <w:r>
+              <w:rPr>
+                <w:sz w:val="15"/>
+              </w:rPr>
+              <w:t>Clienta con diabetes; su pedido incluía insulina y llegó 4 días tarde</w:t>
+            </w:r>
+          </w:p>
+        </w:tc>
+        <w:tc>
+          <w:tcPr>
+            <w:tcW w:w="778" w:type="dxa"/>
+          </w:tcPr>
+          <w:p>
+            <w:pPr>
+              <w:pStyle w:val="Compact"/>
+              <w:spacing w:before="20" w:after="20"/>
+            </w:pPr>
+            <w:r>
+              <w:rPr>
+                <w:sz w:val="15"/>
+              </w:rPr>
+              <w:t>Abierta</w:t>
+            </w:r>
+          </w:p>
+        </w:tc>
+      </w:tr>
+      <w:tr>
+        <w:tc>
+          <w:tcPr>
+            <w:tcW w:w="778" w:type="dxa"/>
+          </w:tcPr>
+          <w:p>
+            <w:pPr>
+              <w:pStyle w:val="Compact"/>
+              <w:spacing w:before="20" w:after="20"/>
+            </w:pPr>
+            <w:r>
+              <w:rPr>
+                <w:sz w:val="15"/>
+              </w:rPr>
+              <w:t>Q3-0312</w:t>
+            </w:r>
+          </w:p>
+        </w:tc>
+        <w:tc>
+          <w:tcPr>
+            <w:tcW w:w="1030" w:type="dxa"/>
+          </w:tcPr>
+          <w:p>
+            <w:pPr>
+              <w:pStyle w:val="Compact"/>
+              <w:spacing w:before="20" w:after="20"/>
+            </w:pPr>
+            <w:r>
+              <w:rPr>
+                <w:sz w:val="15"/>
+              </w:rPr>
+              <w:t>28/09/2026</w:t>
+            </w:r>
+          </w:p>
+        </w:tc>
+        <w:tc>
+          <w:tcPr>
+            <w:tcW w:w="1491" w:type="dxa"/>
+          </w:tcPr>
+          <w:p>
+            <w:pPr>
+              <w:pStyle w:val="Compact"/>
+              <w:spacing w:before="20" w:after="20"/>
+            </w:pPr>
+            <w:r>
+              <w:rPr>
+                <w:sz w:val="15"/>
+              </w:rPr>
+              <w:t>Jorge Muestra Lara</w:t>
+            </w:r>
+          </w:p>
+        </w:tc>
+        <w:tc>
+          <w:tcPr>
+            <w:tcW w:w="945" w:type="dxa"/>
+          </w:tcPr>
+          <w:p>
+            <w:pPr>
+              <w:pStyle w:val="Compact"/>
+              <w:spacing w:before="20" w:after="20"/>
+            </w:pPr>
+            <w:r>
+              <w:rPr>
+                <w:sz w:val="15"/>
+              </w:rPr>
+              <w:t>55 0000 0102</w:t>
+            </w:r>
+          </w:p>
+        </w:tc>
+        <w:tc>
+          <w:tcPr>
+            <w:tcW w:w="2374" w:type="dxa"/>
+          </w:tcPr>
+          <w:p>
+            <w:pPr>
+              <w:pStyle w:val="Compact"/>
+              <w:spacing w:before="20" w:after="20"/>
+            </w:pPr>
+            <w:r>
+              <w:rPr>
+                <w:sz w:val="15"/>
+              </w:rPr>
+              <w:t>jmuestra@correo.ficticio</w:t>
+            </w:r>
+          </w:p>
+        </w:tc>
+        <w:tc>
+          <w:tcPr>
+            <w:tcW w:w="1063" w:type="dxa"/>
+          </w:tcPr>
+          <w:p>
+            <w:pPr>
+              <w:pStyle w:val="Compact"/>
+              <w:spacing w:before="20" w:after="20"/>
+            </w:pPr>
+            <w:r>
+              <w:rPr>
+                <w:sz w:val="15"/>
+              </w:rPr>
+              <w:t>Producto dañado</w:t>
+            </w:r>
+          </w:p>
+        </w:tc>
+        <w:tc>
+          <w:tcPr>
+            <w:tcW w:w="1170" w:type="dxa"/>
+          </w:tcPr>
+          <w:p>
+            <w:pPr>
+              <w:pStyle w:val="Compact"/>
+              <w:spacing w:before="20" w:after="20"/>
+            </w:pPr>
+            <w:r>
+              <w:rPr>
+                <w:sz w:val="15"/>
+              </w:rPr>
+              <w:t>Caja de vasos rota</w:t>
+            </w:r>
+          </w:p>
+        </w:tc>
+        <w:tc>
+          <w:tcPr>
+            <w:tcW w:w="778" w:type="dxa"/>
+          </w:tcPr>
+          <w:p>
+            <w:pPr>
+              <w:pStyle w:val="Compact"/>
+              <w:spacing w:before="20" w:after="20"/>
+            </w:pPr>
+            <w:r>
+              <w:rPr>
+                <w:sz w:val="15"/>
+              </w:rPr>
+              <w:t>Cerrada</w:t>
+            </w:r>
+          </w:p>
+        </w:tc>
+      </w:tr>
+      <w:tr>
+        <w:tc>
+          <w:tcPr>
+            <w:tcW w:w="778" w:type="dxa"/>
+          </w:tcPr>
+          <w:p>
+            <w:pPr>
+              <w:pStyle w:val="Compact"/>
+              <w:spacing w:before="20" w:after="20"/>
+            </w:pPr>
+            <w:r>
+              <w:rPr>
+                <w:sz w:val="15"/>
+              </w:rPr>
+              <w:t>Q3-0313</w:t>
+            </w:r>
+          </w:p>
+        </w:tc>
+        <w:tc>
+          <w:tcPr>
+            <w:tcW w:w="1030" w:type="dxa"/>
+          </w:tcPr>
+          <w:p>
+            <w:pPr>
+              <w:pStyle w:val="Compact"/>
+              <w:spacing w:before="20" w:after="20"/>
+            </w:pPr>
+            <w:r>
+              <w:rPr>
+                <w:sz w:val="15"/>
+              </w:rPr>
+              <w:t>29/09/2026</w:t>
+            </w:r>
+          </w:p>
+        </w:tc>
+        <w:tc>
+          <w:tcPr>
+            <w:tcW w:w="1491" w:type="dxa"/>
+          </w:tcPr>
+          <w:p>
+            <w:pPr>
+              <w:pStyle w:val="Compact"/>
+              <w:spacing w:before="20" w:after="20"/>
+            </w:pPr>
+            <w:r>
+              <w:rPr>
+                <w:sz w:val="15"/>
+              </w:rPr>
+              <w:t>Distribuidora Ficticia Sur, S.A. de C.V. (contacto: Luis Prueba Díaz)</w:t>
+            </w:r>
+          </w:p>
+        </w:tc>
+        <w:tc>
+          <w:tcPr>
+            <w:tcW w:w="945" w:type="dxa"/>
+          </w:tcPr>
+          <w:p>
+            <w:pPr>
+              <w:pStyle w:val="Compact"/>
+              <w:spacing w:before="20" w:after="20"/>
+            </w:pPr>
+            <w:r>
+              <w:rPr>
+                <w:sz w:val="15"/>
+              </w:rPr>
+              <w:t>55 0000 0103</w:t>
+            </w:r>
+          </w:p>
+        </w:tc>
+        <w:tc>
+          <w:tcPr>
+            <w:tcW w:w="2374" w:type="dxa"/>
+          </w:tcPr>
+          <w:p>
+            <w:pPr>
+              <w:pStyle w:val="Compact"/>
+              <w:spacing w:before="20" w:after="20"/>
+            </w:pPr>
+            <w:r>
+              <w:rPr>
+                <w:sz w:val="15"/>
+              </w:rPr>
+              <w:t>compras@dfsur.ficticio</w:t>
+            </w:r>
+          </w:p>
+        </w:tc>
+        <w:tc>
+          <w:tcPr>
+            <w:tcW w:w="1063" w:type="dxa"/>
+          </w:tcPr>
+          <w:p>
+            <w:pPr>
+              <w:pStyle w:val="Compact"/>
+              <w:spacing w:before="20" w:after="20"/>
+            </w:pPr>
+            <w:r>
+              <w:rPr>
+                <w:sz w:val="15"/>
+              </w:rPr>
+              <w:t>Cobro incorrecto</w:t>
+            </w:r>
+          </w:p>
+        </w:tc>
+        <w:tc>
+          <w:tcPr>
+            <w:tcW w:w="1170" w:type="dxa"/>
+          </w:tcPr>
+          <w:p>
+            <w:pPr>
+              <w:pStyle w:val="Compact"/>
+              <w:spacing w:before="20" w:after="20"/>
+            </w:pPr>
+            <w:r>
+              <w:rPr>
+                <w:sz w:val="15"/>
+              </w:rPr>
+              <w:t>Factura cobrada dos veces</w:t>
+            </w:r>
+          </w:p>
+        </w:tc>
+        <w:tc>
+          <w:tcPr>
+            <w:tcW w:w="778" w:type="dxa"/>
+          </w:tcPr>
+          <w:p>
+            <w:pPr>
+              <w:pStyle w:val="Compact"/>
+              <w:spacing w:before="20" w:after="20"/>
+            </w:pPr>
+            <w:r>
+              <w:rPr>
+                <w:sz w:val="15"/>
+              </w:rPr>
+              <w:t>Abierta</w:t>
+            </w:r>
+          </w:p>
+        </w:tc>
+      </w:tr>
+      <w:tr>
+        <w:tc>
+          <w:tcPr>
+            <w:tcW w:w="778" w:type="dxa"/>
+          </w:tcPr>
+          <w:p>
+            <w:pPr>
+              <w:pStyle w:val="Compact"/>
+              <w:spacing w:before="20" w:after="20"/>
+            </w:pPr>
+            <w:r>
+              <w:rPr>
+                <w:sz w:val="15"/>
+              </w:rPr>
+              <w:t>Q3-0314</w:t>
+            </w:r>
+          </w:p>
+        </w:tc>
+        <w:tc>
+          <w:tcPr>
+            <w:tcW w:w="1030" w:type="dxa"/>
+          </w:tcPr>
+          <w:p>
+            <w:pPr>
+              <w:pStyle w:val="Compact"/>
+              <w:spacing w:before="20" w:after="20"/>
+            </w:pPr>
+            <w:r>
+              <w:rPr>
+                <w:sz w:val="15"/>
+              </w:rPr>
+              <w:t>29/09/2026</w:t>
+            </w:r>
+          </w:p>
+        </w:tc>
+        <w:tc>
+          <w:tcPr>
+            <w:tcW w:w="1491" w:type="dxa"/>
+          </w:tcPr>
+          <w:p>
+            <w:pPr>
+              <w:pStyle w:val="Compact"/>
+              <w:spacing w:before="20" w:after="20"/>
+            </w:pPr>
+            <w:r>
+              <w:rPr>
+                <w:sz w:val="15"/>
+              </w:rPr>
+              <w:t>Elena Caso Ríos, RFC CARE800101XX1</w:t>
+            </w:r>
+          </w:p>
+        </w:tc>
+        <w:tc>
+          <w:tcPr>
+            <w:tcW w:w="945" w:type="dxa"/>
+          </w:tcPr>
+          <w:p>
+            <w:pPr>
+              <w:pStyle w:val="Compact"/>
+              <w:spacing w:before="20" w:after="20"/>
+            </w:pPr>
+            <w:r>
+              <w:rPr>
+                <w:sz w:val="15"/>
+              </w:rPr>
+              <w:t>55 0000 0104</w:t>
+            </w:r>
+          </w:p>
+        </w:tc>
+        <w:tc>
+          <w:tcPr>
+            <w:tcW w:w="2374" w:type="dxa"/>
+          </w:tcPr>
+          <w:p>
+            <w:pPr>
+              <w:pStyle w:val="Compact"/>
+              <w:spacing w:before="20" w:after="20"/>
+            </w:pPr>
+            <w:r>
+              <w:rPr>
+                <w:sz w:val="15"/>
+              </w:rPr>
+              <w:t>ecaso@correo.ficticio</w:t>
+            </w:r>
+          </w:p>
+        </w:tc>
+        <w:tc>
+          <w:tcPr>
+            <w:tcW w:w="1063" w:type="dxa"/>
+          </w:tcPr>
+          <w:p>
+            <w:pPr>
+              <w:pStyle w:val="Compact"/>
+              <w:spacing w:before="20" w:after="20"/>
+            </w:pPr>
+            <w:r>
+              <w:rPr>
+                <w:sz w:val="15"/>
+              </w:rPr>
+              <w:t>Cobro incorrecto</w:t>
+            </w:r>
+          </w:p>
+        </w:tc>
+        <w:tc>
+          <w:tcPr>
+            <w:tcW w:w="1170" w:type="dxa"/>
+          </w:tcPr>
+          <w:p>
+            <w:pPr>
+              <w:pStyle w:val="Compact"/>
+              <w:spacing w:before="20" w:after="20"/>
+            </w:pPr>
+            <w:r>
+              <w:rPr>
+                <w:sz w:val="15"/>
+              </w:rPr>
+              <w:t>Cargo duplicado en tarjeta</w:t>
+            </w:r>
+          </w:p>
+        </w:tc>
+        <w:tc>
+          <w:tcPr>
+            <w:tcW w:w="778" w:type="dxa"/>
+          </w:tcPr>
+          <w:p>
+            <w:pPr>
+              <w:pStyle w:val="Compact"/>
+              <w:spacing w:before="20" w:after="20"/>
+            </w:pPr>
+            <w:r>
+              <w:rPr>
+                <w:sz w:val="15"/>
+              </w:rPr>
+              <w:t>Abierta</w:t>
+            </w:r>
+          </w:p>
+        </w:tc>
+      </w:tr>
+      <w:tr>
+        <w:tc>
+          <w:tcPr>
+            <w:tcW w:w="778" w:type="dxa"/>
+          </w:tcPr>
+          <w:p>
+            <w:pPr>
+              <w:pStyle w:val="Compact"/>
+              <w:spacing w:before="20" w:after="20"/>
+            </w:pPr>
+            <w:r>
+              <w:rPr>
+                <w:sz w:val="15"/>
+              </w:rPr>
+              <w:t>Q3-0315</w:t>
+            </w:r>
+          </w:p>
+        </w:tc>
+        <w:tc>
+          <w:tcPr>
+            <w:tcW w:w="1030" w:type="dxa"/>
+          </w:tcPr>
+          <w:p>
+            <w:pPr>
+              <w:pStyle w:val="Compact"/>
+              <w:spacing w:before="20" w:after="20"/>
+            </w:pPr>
+            <w:r>
+              <w:rPr>
+                <w:sz w:val="15"/>
+              </w:rPr>
+              <w:t>30/09/2026</w:t>
+            </w:r>
+          </w:p>
+        </w:tc>
+        <w:tc>
+          <w:tcPr>
+            <w:tcW w:w="1491" w:type="dxa"/>
+          </w:tcPr>
+          <w:p>
+            <w:pPr>
+              <w:pStyle w:val="Compact"/>
+              <w:spacing w:before="20" w:after="20"/>
+            </w:pPr>
+            <w:r>
+              <w:rPr>
+                <w:sz w:val="15"/>
+              </w:rPr>
+              <w:t>Pedro Demo Ávila</w:t>
+            </w:r>
+          </w:p>
+        </w:tc>
+        <w:tc>
+          <w:tcPr>
+            <w:tcW w:w="945" w:type="dxa"/>
+          </w:tcPr>
+          <w:p>
+            <w:pPr>
+              <w:pStyle w:val="Compact"/>
+              <w:spacing w:before="20" w:after="20"/>
+            </w:pPr>
+            <w:r>
+              <w:rPr>
+                <w:sz w:val="15"/>
+              </w:rPr>
+              <w:t>55 0000 0105</w:t>
+            </w:r>
+          </w:p>
+        </w:tc>
+        <w:tc>
+          <w:tcPr>
+            <w:tcW w:w="2374" w:type="dxa"/>
+          </w:tcPr>
+          <w:p>
+            <w:pPr>
+              <w:pStyle w:val="Compact"/>
+              <w:spacing w:before="20" w:after="20"/>
+            </w:pPr>
+            <w:r>
+              <w:rPr>
+                <w:sz w:val="15"/>
+              </w:rPr>
+              <w:t>pdemo@correo.ficticio</w:t>
+            </w:r>
+          </w:p>
+        </w:tc>
+        <w:tc>
+          <w:tcPr>
+            <w:tcW w:w="1063" w:type="dxa"/>
+          </w:tcPr>
+          <w:p>
+            <w:pPr>
+              <w:pStyle w:val="Compact"/>
+              <w:spacing w:before="20" w:after="20"/>
+            </w:pPr>
+            <w:r>
+              <w:rPr>
+                <w:sz w:val="15"/>
+              </w:rPr>
+              <w:t>Atención telefónica</w:t>
+            </w:r>
+          </w:p>
+        </w:tc>
+        <w:tc>
+          <w:tcPr>
+            <w:tcW w:w="1170" w:type="dxa"/>
+          </w:tcPr>
+          <w:p>
+            <w:pPr>
+              <w:pStyle w:val="Compact"/>
+              <w:spacing w:before="20" w:after="20"/>
+            </w:pPr>
+            <w:r>
+              <w:rPr>
+                <w:sz w:val="15"/>
+              </w:rPr>
+              <w:t>Esperó 25 minutos en línea</w:t>
+            </w:r>
+          </w:p>
+        </w:tc>
+        <w:tc>
+          <w:tcPr>
+            <w:tcW w:w="778" w:type="dxa"/>
+          </w:tcPr>
+          <w:p>
+            <w:pPr>
+              <w:pStyle w:val="Compact"/>
+              <w:spacing w:before="20" w:after="20"/>
+            </w:pPr>
+            <w:r>
+              <w:rPr>
+                <w:sz w:val="15"/>
+              </w:rPr>
+              <w:t>Cerrada</w:t>
+            </w:r>
+          </w:p>
+        </w:tc>
+      </w:tr>
+      <w:tr>
+        <w:tc>
+          <w:tcPr>
+            <w:tcW w:w="778" w:type="dxa"/>
+          </w:tcPr>
+          <w:p>
+            <w:pPr>
+              <w:pStyle w:val="Compact"/>
+              <w:spacing w:before="20" w:after="20"/>
+            </w:pPr>
+            <w:r>
+              <w:rPr>
+                <w:sz w:val="15"/>
+              </w:rPr>
+              <w:t>Q3-0316</w:t>
+            </w:r>
+          </w:p>
+        </w:tc>
+        <w:tc>
+          <w:tcPr>
+            <w:tcW w:w="1030" w:type="dxa"/>
+          </w:tcPr>
+          <w:p>
+            <w:pPr>
+              <w:pStyle w:val="Compact"/>
+              <w:spacing w:before="20" w:after="20"/>
+            </w:pPr>
+            <w:r>
+              <w:rPr>
+                <w:sz w:val="15"/>
+              </w:rPr>
+              <w:t>30/09/2026</w:t>
+            </w:r>
+          </w:p>
+        </w:tc>
+        <w:tc>
+          <w:tcPr>
+            <w:tcW w:w="1491" w:type="dxa"/>
+          </w:tcPr>
+          <w:p>
+            <w:pPr>
+              <w:pStyle w:val="Compact"/>
+              <w:spacing w:before="20" w:after="20"/>
+            </w:pPr>
+            <w:r>
+              <w:rPr>
+                <w:sz w:val="15"/>
+              </w:rPr>
+              <w:t>Rosa Ficticia León</w:t>
+            </w:r>
+          </w:p>
+        </w:tc>
+        <w:tc>
+          <w:tcPr>
+            <w:tcW w:w="945" w:type="dxa"/>
+          </w:tcPr>
+          <w:p>
+            <w:pPr>
+              <w:pStyle w:val="Compact"/>
+              <w:spacing w:before="20" w:after="20"/>
+            </w:pPr>
+            <w:r>
+              <w:rPr>
+                <w:sz w:val="15"/>
+              </w:rPr>
+              <w:t>55 0000 0106</w:t>
+            </w:r>
+          </w:p>
+        </w:tc>
+        <w:tc>
+          <w:tcPr>
+            <w:tcW w:w="2374" w:type="dxa"/>
+          </w:tcPr>
+          <w:p>
+            <w:pPr>
+              <w:pStyle w:val="Compact"/>
+              <w:spacing w:before="20" w:after="20"/>
+            </w:pPr>
+            <w:r>
+              <w:rPr>
+                <w:sz w:val="15"/>
+              </w:rPr>
+              <w:t>rfleon@correo.ficticio</w:t>
+            </w:r>
+          </w:p>
+        </w:tc>
+        <w:tc>
+          <w:tcPr>
+            <w:tcW w:w="1063" w:type="dxa"/>
+          </w:tcPr>
+          <w:p>
+            <w:pPr>
+              <w:pStyle w:val="Compact"/>
+              <w:spacing w:before="20" w:after="20"/>
+            </w:pPr>
+            <w:r>
+              <w:rPr>
+                <w:sz w:val="15"/>
+              </w:rPr>
+              <w:t>Entrega tardía</w:t>
+            </w:r>
+          </w:p>
+        </w:tc>
+        <w:tc>
+          <w:tcPr>
+            <w:tcW w:w="1170" w:type="dxa"/>
+          </w:tcPr>
+          <w:p>
+            <w:pPr>
+              <w:pStyle w:val="Compact"/>
+              <w:spacing w:before="20" w:after="20"/>
+            </w:pPr>
+            <w:r>
+              <w:rPr>
+                <w:sz w:val="15"/>
+              </w:rPr>
+              <w:t>Pedido para un evento llegó un día después</w:t>
+            </w:r>
+          </w:p>
+        </w:tc>
+        <w:tc>
+          <w:tcPr>
+            <w:tcW w:w="778" w:type="dxa"/>
+          </w:tcPr>
+          <w:p>
+            <w:pPr>
+              <w:pStyle w:val="Compact"/>
+              <w:spacing w:before="20" w:after="20"/>
+            </w:pPr>
+            <w:r>
+              <w:rPr>
+                <w:sz w:val="15"/>
+              </w:rPr>
+              <w:t>Abierta</w:t>
+            </w:r>
+          </w:p>
+        </w:tc>
+      </w:tr>
+      <w:tr>
+        <w:tc>
+          <w:tcPr>
+            <w:tcW w:w="778" w:type="dxa"/>
+          </w:tcPr>
+          <w:p>
+            <w:pPr>
+              <w:pStyle w:val="Compact"/>
+              <w:spacing w:before="20" w:after="20"/>
+            </w:pPr>
+            <w:r>
+              <w:rPr>
+                <w:sz w:val="15"/>
+              </w:rPr>
+              <w:t>Q3-0317</w:t>
+            </w:r>
+          </w:p>
+        </w:tc>
+        <w:tc>
+          <w:tcPr>
+            <w:tcW w:w="1030" w:type="dxa"/>
+          </w:tcPr>
+          <w:p>
+            <w:pPr>
+              <w:pStyle w:val="Compact"/>
+              <w:spacing w:before="20" w:after="20"/>
+            </w:pPr>
+            <w:r>
+              <w:rPr>
+                <w:sz w:val="15"/>
+              </w:rPr>
+              <w:t>30/09/2026</w:t>
+            </w:r>
+          </w:p>
+        </w:tc>
+        <w:tc>
+          <w:tcPr>
+            <w:tcW w:w="1491" w:type="dxa"/>
+          </w:tcPr>
+          <w:p>
+            <w:pPr>
+              <w:pStyle w:val="Compact"/>
+              <w:spacing w:before="20" w:after="20"/>
+            </w:pPr>
+            <w:r>
+              <w:rPr>
+                <w:sz w:val="15"/>
+              </w:rPr>
+              <w:t>Tomás Ejemplo Vera</w:t>
+            </w:r>
+          </w:p>
+        </w:tc>
+        <w:tc>
+          <w:tcPr>
+            <w:tcW w:w="945" w:type="dxa"/>
+          </w:tcPr>
+          <w:p>
+            <w:pPr>
+              <w:pStyle w:val="Compact"/>
+              <w:spacing w:before="20" w:after="20"/>
+            </w:pPr>
+            <w:r>
+              <w:rPr>
+                <w:sz w:val="15"/>
+              </w:rPr>
+              <w:t>55 0000 0107</w:t>
+            </w:r>
+          </w:p>
+        </w:tc>
+        <w:tc>
+          <w:tcPr>
+            <w:tcW w:w="2374" w:type="dxa"/>
+          </w:tcPr>
+          <w:p>
+            <w:pPr>
+              <w:pStyle w:val="Compact"/>
+              <w:spacing w:before="20" w:after="20"/>
+            </w:pPr>
+            <w:r>
+              <w:rPr>
+                <w:sz w:val="15"/>
+              </w:rPr>
+              <w:t>tevera@correo.ficticio</w:t>
+            </w:r>
+          </w:p>
+        </w:tc>
+        <w:tc>
+          <w:tcPr>
+            <w:tcW w:w="1063" w:type="dxa"/>
+          </w:tcPr>
+          <w:p>
+            <w:pPr>
+              <w:pStyle w:val="Compact"/>
+              <w:spacing w:before="20" w:after="20"/>
+            </w:pPr>
+            <w:r>
+              <w:rPr>
+                <w:sz w:val="15"/>
+              </w:rPr>
+              <w:t>Producto dañado</w:t>
+            </w:r>
+          </w:p>
+        </w:tc>
+        <w:tc>
+          <w:tcPr>
+            <w:tcW w:w="1170" w:type="dxa"/>
+          </w:tcPr>
+          <w:p>
+            <w:pPr>
+              <w:pStyle w:val="Compact"/>
+              <w:spacing w:before="20" w:after="20"/>
+            </w:pPr>
+            <w:r>
+              <w:rPr>
+                <w:sz w:val="15"/>
+              </w:rPr>
+              <w:t>Silla con una pata rota</w:t>
+            </w:r>
+          </w:p>
+        </w:tc>
+        <w:tc>
+          <w:tcPr>
+            <w:tcW w:w="778" w:type="dxa"/>
+          </w:tcPr>
+          <w:p>
+            <w:pPr>
+              <w:pStyle w:val="Compact"/>
+              <w:spacing w:before="20" w:after="20"/>
+            </w:pPr>
+            <w:r>
+              <w:rPr>
+                <w:sz w:val="15"/>
+              </w:rPr>
+              <w:t>Abierta</w:t>
+            </w:r>
+          </w:p>
+        </w:tc>
+      </w:tr>
+      <w:tr>
+        <w:tc>
+          <w:tcPr>
+            <w:tcW w:w="778" w:type="dxa"/>
+          </w:tcPr>
+          <w:p>
+            <w:pPr>
+              <w:pStyle w:val="Compact"/>
+              <w:spacing w:before="20" w:after="20"/>
+            </w:pPr>
+            <w:r>
+              <w:rPr>
+                <w:sz w:val="15"/>
+              </w:rPr>
+              <w:t>Q3-0318</w:t>
+            </w:r>
+          </w:p>
+        </w:tc>
+        <w:tc>
+          <w:tcPr>
+            <w:tcW w:w="1030" w:type="dxa"/>
+          </w:tcPr>
+          <w:p>
+            <w:pPr>
+              <w:pStyle w:val="Compact"/>
+              <w:spacing w:before="20" w:after="20"/>
+            </w:pPr>
+            <w:r>
+              <w:rPr>
+                <w:sz w:val="15"/>
+              </w:rPr>
+              <w:t>30/09/2026</w:t>
+            </w:r>
+          </w:p>
+        </w:tc>
+        <w:tc>
+          <w:tcPr>
+            <w:tcW w:w="1491" w:type="dxa"/>
+          </w:tcPr>
+          <w:p>
+            <w:pPr>
+              <w:pStyle w:val="Compact"/>
+              <w:spacing w:before="20" w:after="20"/>
+            </w:pPr>
+            <w:r>
+              <w:rPr>
+                <w:sz w:val="15"/>
+              </w:rPr>
+              <w:t>Carmen Prueba Ortiz</w:t>
+            </w:r>
+          </w:p>
+        </w:tc>
+        <w:tc>
+          <w:tcPr>
+            <w:tcW w:w="945" w:type="dxa"/>
+          </w:tcPr>
+          <w:p>
+            <w:pPr>
+              <w:pStyle w:val="Compact"/>
+              <w:spacing w:before="20" w:after="20"/>
+            </w:pPr>
+            <w:r>
+              <w:rPr>
+                <w:sz w:val="15"/>
+              </w:rPr>
+              <w:t>55 0000 0108</w:t>
+            </w:r>
+          </w:p>
+        </w:tc>
+        <w:tc>
+          <w:tcPr>
+            <w:tcW w:w="2374" w:type="dxa"/>
+          </w:tcPr>
+          <w:p>
+            <w:pPr>
+              <w:pStyle w:val="Compact"/>
+              <w:spacing w:before="20" w:after="20"/>
+            </w:pPr>
+            <w:r>
+              <w:rPr>
+                <w:sz w:val="15"/>
+              </w:rPr>
+              <w:t>cpo@correo.ficticio</w:t>
+            </w:r>
+          </w:p>
+        </w:tc>
+        <w:tc>
+          <w:tcPr>
+            <w:tcW w:w="1063" w:type="dxa"/>
+          </w:tcPr>
+          <w:p>
+            <w:pPr>
+              <w:pStyle w:val="Compact"/>
+              <w:spacing w:before="20" w:after="20"/>
+            </w:pPr>
+            <w:r>
+              <w:rPr>
+                <w:sz w:val="15"/>
+              </w:rPr>
+              <w:t>Entrega tardía</w:t>
+            </w:r>
+          </w:p>
+        </w:tc>
+        <w:tc>
+          <w:tcPr>
+            <w:tcW w:w="1170" w:type="dxa"/>
+          </w:tcPr>
+          <w:p>
+            <w:pPr>
+              <w:pStyle w:val="Compact"/>
+              <w:spacing w:before="20" w:after="20"/>
+            </w:pPr>
+            <w:r>
+              <w:rPr>
+                <w:sz w:val="15"/>
+              </w:rPr>
+              <w:t>Pidió que la contacten por teléfono fijo</w:t>
+            </w:r>
+          </w:p>
+        </w:tc>
+        <w:tc>
+          <w:tcPr>
+            <w:tcW w:w="778" w:type="dxa"/>
+          </w:tcPr>
+          <w:p>
+            <w:pPr>
+              <w:pStyle w:val="Compact"/>
+              <w:spacing w:before="20" w:after="20"/>
+            </w:pPr>
+            <w:r>
+              <w:rPr>
+                <w:sz w:val="15"/>
+              </w:rPr>
+              <w:t>Cerrada</w:t>
+            </w:r>
+          </w:p>
+        </w:tc>
+      </w:tr>
+    </w:tbl>
+    <w:p>
+      <w:pPr>
+        <w:pStyle w:val="BodyText"/>
+      </w:pPr>
+    </w:p>
+    <w:p>
+      <w:pPr>
+        <w:pStyle w:val="Heading3"/>
+      </w:pPr>
+      <w:r>
+        <w:rPr/>
+        <w:t>A4.2 Memorándum de la Dirección de Finanzas</w:t>
+      </w:r>
+    </w:p>
+    <w:p>
+      <w:pPr>
+        <w:pStyle w:val="FirstParagraph"/>
+      </w:pPr>
+      <w:r>
+        <w:rPr>
+          <w:b/>
+        </w:rPr>
+        <w:t>CONFIDENCIAL</w:t>
+      </w:r>
+    </w:p>
+    <w:p>
+      <w:pPr>
+        <w:pStyle w:val="BodyText"/>
+      </w:pPr>
+      <w:r>
+        <w:rPr/>
+        <w:t>Para: Gerencia de Atención a Clientes</w:t>
+      </w:r>
+    </w:p>
+    <w:p>
+      <w:pPr>
+        <w:pStyle w:val="BodyText"/>
+      </w:pPr>
+      <w:r>
+        <w:rPr/>
+        <w:t>Asunto: Compensaciones y contrato de paquetería</w:t>
+      </w:r>
+    </w:p>
+    <w:p>
+      <w:pPr>
+        <w:pStyle w:val="Compact"/>
+        <w:numPr>
+          <w:ilvl w:val="0"/>
+          <w:numId w:val="1034"/>
+        </w:numPr>
+      </w:pPr>
+      <w:r>
+        <w:rPr/>
+        <w:t>En el tercer trimestre se pagaron $1,240,000 en compensaciones a clientes.</w:t>
+      </w:r>
+    </w:p>
+    <w:p>
+      <w:pPr>
+        <w:pStyle w:val="Compact"/>
+        <w:numPr>
+          <w:ilvl w:val="0"/>
+          <w:numId w:val="1034"/>
+        </w:numPr>
+      </w:pPr>
+      <w:r>
+        <w:rPr/>
+        <w:t>Se renegocia el contrato con Transportes Ficticios del Centro, S.A. de C.V. La penalización propuesta por entrega tardía es de 3% del flete. Esta información no debe compartirse fuera de la dirección.</w:t>
+      </w:r>
+    </w:p>
+    <w:p>
+      <w:pPr>
+        <w:pStyle w:val="Heading3"/>
+      </w:pPr>
+      <w:r>
+        <w:rPr/>
+        <w:t>A4.3 Política de atención a clientes (extracto)</w:t>
+      </w:r>
+    </w:p>
+    <w:p>
+      <w:pPr>
+        <w:pStyle w:val="Compact"/>
+        <w:numPr>
+          <w:ilvl w:val="0"/>
+          <w:numId w:val="1035"/>
+        </w:numPr>
+      </w:pPr>
+      <w:r>
+        <w:rPr/>
+        <w:t xml:space="preserve">Toda queja recibe respuesta por escrito en un plazo máximo de </w:t>
+      </w:r>
+      <w:r>
+        <w:rPr>
+          <w:b/>
+        </w:rPr>
+        <w:t>10 días hábiles</w:t>
+      </w:r>
+      <w:r>
+        <w:rPr/>
+        <w:t>.</w:t>
+      </w:r>
+    </w:p>
+    <w:p>
+      <w:pPr>
+        <w:pStyle w:val="Compact"/>
+        <w:numPr>
+          <w:ilvl w:val="0"/>
+          <w:numId w:val="1035"/>
+        </w:numPr>
+      </w:pPr>
+      <w:r>
+        <w:rPr/>
+        <w:t>Las compensaciones se determinan caso por caso por la Gerencia de Atención a Clientes.</w:t>
+      </w:r>
+    </w:p>
+    <w:p>
+      <w:pPr>
+        <w:pStyle w:val="Heading2"/>
+      </w:pPr>
+      <w:r>
+        <w:rPr/>
+        <w:t>Anexo A5. Directorio institucional</w:t>
       </w:r>
     </w:p>
     <w:tbl>
@@ -1878,14 +3292,10 @@
         <w:tblLook w:firstColumn="1" w:firstRow="1" w:lastColumn="0" w:lastRow="0" w:noHBand="0" w:noVBand="1" w:val="04A0"/>
       </w:tblPr>
       <w:tblGrid>
-        <w:gridCol w:w="740"/>
-        <w:gridCol w:w="740"/>
-        <w:gridCol w:w="2495"/>
-        <w:gridCol w:w="740"/>
-        <w:gridCol w:w="940"/>
-        <w:gridCol w:w="740"/>
-        <w:gridCol w:w="2495"/>
-        <w:gridCol w:w="740"/>
+        <w:gridCol w:w="1553"/>
+        <w:gridCol w:w="3661"/>
+        <w:gridCol w:w="1248"/>
+        <w:gridCol w:w="3168"/>
       </w:tblGrid>
       <w:tr>
         <w:trPr>
@@ -1894,7 +3304,7 @@
         </w:trPr>
         <w:tc>
           <w:tcPr>
-            <w:tcW w:w="740" w:type="dxa"/>
+            <w:tcW w:w="1553" w:type="dxa"/>
             <w:shd w:val="clear" w:color="auto" w:fill="ECECEC"/>
           </w:tcPr>
           <w:p>
@@ -1907,13 +3317,13 @@
                 <w:b/>
                 <w:sz w:val="17"/>
               </w:rPr>
-              <w:t>Folio</w:t>
-            </w:r>
-          </w:p>
-        </w:tc>
-        <w:tc>
-          <w:tcPr>
-            <w:tcW w:w="740" w:type="dxa"/>
+              <w:t>Nombre</w:t>
+            </w:r>
+          </w:p>
+        </w:tc>
+        <w:tc>
+          <w:tcPr>
+            <w:tcW w:w="3661" w:type="dxa"/>
             <w:shd w:val="clear" w:color="auto" w:fill="ECECEC"/>
           </w:tcPr>
           <w:p>
@@ -1926,13 +3336,13 @@
                 <w:b/>
                 <w:sz w:val="17"/>
               </w:rPr>
-              <w:t>Fecha</w:t>
-            </w:r>
-          </w:p>
-        </w:tc>
-        <w:tc>
-          <w:tcPr>
-            <w:tcW w:w="2495" w:type="dxa"/>
+              <w:t>Puesto</w:t>
+            </w:r>
+          </w:p>
+        </w:tc>
+        <w:tc>
+          <w:tcPr>
+            <w:tcW w:w="1248" w:type="dxa"/>
             <w:shd w:val="clear" w:color="auto" w:fill="ECECEC"/>
           </w:tcPr>
           <w:p>
@@ -1945,13 +3355,13 @@
                 <w:b/>
                 <w:sz w:val="17"/>
               </w:rPr>
-              <w:t>Cliente</w:t>
-            </w:r>
-          </w:p>
-        </w:tc>
-        <w:tc>
-          <w:tcPr>
-            <w:tcW w:w="740" w:type="dxa"/>
+              <w:t>Extensión</w:t>
+            </w:r>
+          </w:p>
+        </w:tc>
+        <w:tc>
+          <w:tcPr>
+            <w:tcW w:w="3168" w:type="dxa"/>
             <w:shd w:val="clear" w:color="auto" w:fill="ECECEC"/>
           </w:tcPr>
           <w:p>
@@ -1964,83 +3374,7 @@
                 <w:b/>
                 <w:sz w:val="17"/>
               </w:rPr>
-              <w:t>Teléfono</w:t>
-            </w:r>
-          </w:p>
-        </w:tc>
-        <w:tc>
-          <w:tcPr>
-            <w:tcW w:w="940" w:type="dxa"/>
-            <w:shd w:val="clear" w:color="auto" w:fill="ECECEC"/>
-          </w:tcPr>
-          <w:p>
-            <w:pPr>
-              <w:pStyle w:val="Compact"/>
-              <w:spacing w:before="20" w:after="20"/>
-            </w:pPr>
-            <w:r>
-              <w:rPr>
-                <w:b/>
-                <w:sz w:val="17"/>
-              </w:rPr>
-              <w:t>Correo</w:t>
-            </w:r>
-          </w:p>
-        </w:tc>
-        <w:tc>
-          <w:tcPr>
-            <w:tcW w:w="740" w:type="dxa"/>
-            <w:shd w:val="clear" w:color="auto" w:fill="ECECEC"/>
-          </w:tcPr>
-          <w:p>
-            <w:pPr>
-              <w:pStyle w:val="Compact"/>
-              <w:spacing w:before="20" w:after="20"/>
-            </w:pPr>
-            <w:r>
-              <w:rPr>
-                <w:b/>
-                <w:sz w:val="17"/>
-              </w:rPr>
-              <w:t>Motivo</w:t>
-            </w:r>
-          </w:p>
-        </w:tc>
-        <w:tc>
-          <w:tcPr>
-            <w:tcW w:w="2495" w:type="dxa"/>
-            <w:shd w:val="clear" w:color="auto" w:fill="ECECEC"/>
-          </w:tcPr>
-          <w:p>
-            <w:pPr>
-              <w:pStyle w:val="Compact"/>
-              <w:spacing w:before="20" w:after="20"/>
-            </w:pPr>
-            <w:r>
-              <w:rPr>
-                <w:b/>
-                <w:sz w:val="17"/>
-              </w:rPr>
-              <w:t>Detalle</w:t>
-            </w:r>
-          </w:p>
-        </w:tc>
-        <w:tc>
-          <w:tcPr>
-            <w:tcW w:w="740" w:type="dxa"/>
-            <w:shd w:val="clear" w:color="auto" w:fill="ECECEC"/>
-          </w:tcPr>
-          <w:p>
-            <w:pPr>
-              <w:pStyle w:val="Compact"/>
-              <w:spacing w:before="20" w:after="20"/>
-            </w:pPr>
-            <w:r>
-              <w:rPr>
-                <w:b/>
-                <w:sz w:val="17"/>
-              </w:rPr>
-              <w:t>Estado</w:t>
+              <w:t>Correo institucional</w:t>
             </w:r>
           </w:p>
         </w:tc>
@@ -2048,137 +3382,69 @@
       <w:tr>
         <w:tc>
           <w:tcPr>
-            <w:tcW w:w="740" w:type="dxa"/>
-          </w:tcPr>
-          <w:p>
-            <w:pPr>
-              <w:pStyle w:val="Compact"/>
-              <w:spacing w:before="20" w:after="20"/>
-            </w:pPr>
-            <w:r>
-              <w:rPr>
-                <w:sz w:val="17"/>
-              </w:rPr>
-              <w:t>Q3-0311</w:t>
-            </w:r>
-          </w:p>
-        </w:tc>
-        <w:tc>
-          <w:tcPr>
-            <w:tcW w:w="740" w:type="dxa"/>
-          </w:tcPr>
-          <w:p>
-            <w:pPr>
-              <w:pStyle w:val="Compact"/>
-              <w:spacing w:before="20" w:after="20"/>
-            </w:pPr>
-            <w:r>
-              <w:rPr>
-                <w:sz w:val="17"/>
-              </w:rPr>
-              <w:t>28/09/2026</w:t>
-            </w:r>
-          </w:p>
-        </w:tc>
-        <w:tc>
-          <w:tcPr>
-            <w:tcW w:w="2495" w:type="dxa"/>
-          </w:tcPr>
-          <w:p>
-            <w:pPr>
-              <w:pStyle w:val="Compact"/>
-              <w:spacing w:before="20" w:after="20"/>
-            </w:pPr>
-            <w:r>
-              <w:rPr>
-                <w:sz w:val="17"/>
-              </w:rPr>
-              <w:t>Mariana Ejemplo Soto</w:t>
-            </w:r>
-          </w:p>
-        </w:tc>
-        <w:tc>
-          <w:tcPr>
-            <w:tcW w:w="740" w:type="dxa"/>
-          </w:tcPr>
-          <w:p>
-            <w:pPr>
-              <w:pStyle w:val="Compact"/>
-              <w:spacing w:before="20" w:after="20"/>
-            </w:pPr>
-            <w:r>
-              <w:rPr>
-                <w:sz w:val="17"/>
-              </w:rPr>
-              <w:t>55 0000 0101</w:t>
-            </w:r>
-          </w:p>
-        </w:tc>
-        <w:tc>
-          <w:tcPr>
-            <w:tcW w:w="940" w:type="dxa"/>
-          </w:tcPr>
-          <w:p>
-            <w:pPr>
-              <w:pStyle w:val="Compact"/>
-              <w:spacing w:before="20" w:after="20"/>
-            </w:pPr>
-            <w:r>
-              <w:rPr>
-                <w:sz w:val="17"/>
-              </w:rPr>
-              <w:t>mariana.es@correo.ficticio</w:t>
-            </w:r>
-          </w:p>
-        </w:tc>
-        <w:tc>
-          <w:tcPr>
-            <w:tcW w:w="740" w:type="dxa"/>
-          </w:tcPr>
-          <w:p>
-            <w:pPr>
-              <w:pStyle w:val="Compact"/>
-              <w:spacing w:before="20" w:after="20"/>
-            </w:pPr>
-            <w:r>
-              <w:rPr>
-                <w:sz w:val="17"/>
-              </w:rPr>
-              <w:t>Entrega tardía</w:t>
-            </w:r>
-          </w:p>
-        </w:tc>
-        <w:tc>
-          <w:tcPr>
-            <w:tcW w:w="2495" w:type="dxa"/>
-          </w:tcPr>
-          <w:p>
-            <w:pPr>
-              <w:pStyle w:val="Compact"/>
-              <w:spacing w:before="20" w:after="20"/>
-            </w:pPr>
-            <w:r>
-              <w:rPr>
-                <w:sz w:val="17"/>
-              </w:rPr>
-              <w:t>Clienta con diabetes; su pedido incluía insulina y llegó 4 días tarde</w:t>
-            </w:r>
-          </w:p>
-        </w:tc>
-        <w:tc>
-          <w:tcPr>
-            <w:tcW w:w="740" w:type="dxa"/>
-          </w:tcPr>
-          <w:p>
-            <w:pPr>
-              <w:pStyle w:val="Compact"/>
-              <w:spacing w:before="20" w:after="20"/>
-            </w:pPr>
-            <w:r>
-              <w:rPr>
-                <w:sz w:val="17"/>
-              </w:rPr>
-              <w:t>Abierta</w:t>
+            <w:tcW w:w="1553" w:type="dxa"/>
+          </w:tcPr>
+          <w:p>
+            <w:pPr>
+              <w:pStyle w:val="Compact"/>
+              <w:spacing w:before="20" w:after="20"/>
+            </w:pPr>
+            <w:r>
+              <w:rPr>
+                <w:sz w:val="17"/>
+              </w:rPr>
+              <w:t>Mtra. Sofía Prueba Gómez</w:t>
+            </w:r>
+          </w:p>
+        </w:tc>
+        <w:tc>
+          <w:tcPr>
+            <w:tcW w:w="3661" w:type="dxa"/>
+          </w:tcPr>
+          <w:p>
+            <w:pPr>
+              <w:pStyle w:val="Compact"/>
+              <w:spacing w:before="20" w:after="20"/>
+            </w:pPr>
+            <w:r>
+              <w:rPr>
+                <w:sz w:val="17"/>
+              </w:rPr>
+              <w:t>Gerente de Atención a Clientes (tu superior inmediato)</w:t>
+            </w:r>
+          </w:p>
+        </w:tc>
+        <w:tc>
+          <w:tcPr>
+            <w:tcW w:w="1248" w:type="dxa"/>
+          </w:tcPr>
+          <w:p>
+            <w:pPr>
+              <w:pStyle w:val="Compact"/>
+              <w:spacing w:before="20" w:after="20"/>
+            </w:pPr>
+            <w:r>
+              <w:rPr>
+                <w:sz w:val="17"/>
+              </w:rPr>
+              <w:t>2200</w:t>
+            </w:r>
+          </w:p>
+        </w:tc>
+        <w:tc>
+          <w:tcPr>
+            <w:tcW w:w="3168" w:type="dxa"/>
+          </w:tcPr>
+          <w:p>
+            <w:pPr>
+              <w:pStyle w:val="Compact"/>
+              <w:spacing w:before="20" w:after="20"/>
+            </w:pPr>
+            <w:r>
+              <w:rPr>
+                <w:sz w:val="17"/>
+              </w:rPr>
+              <w:t>sprueba@comercialejemplo.ficticio</w:t>
             </w:r>
           </w:p>
         </w:tc>
@@ -2186,137 +3452,69 @@
       <w:tr>
         <w:tc>
           <w:tcPr>
-            <w:tcW w:w="740" w:type="dxa"/>
-          </w:tcPr>
-          <w:p>
-            <w:pPr>
-              <w:pStyle w:val="Compact"/>
-              <w:spacing w:before="20" w:after="20"/>
-            </w:pPr>
-            <w:r>
-              <w:rPr>
-                <w:sz w:val="17"/>
-              </w:rPr>
-              <w:t>Q3-0312</w:t>
-            </w:r>
-          </w:p>
-        </w:tc>
-        <w:tc>
-          <w:tcPr>
-            <w:tcW w:w="740" w:type="dxa"/>
-          </w:tcPr>
-          <w:p>
-            <w:pPr>
-              <w:pStyle w:val="Compact"/>
-              <w:spacing w:before="20" w:after="20"/>
-            </w:pPr>
-            <w:r>
-              <w:rPr>
-                <w:sz w:val="17"/>
-              </w:rPr>
-              <w:t>28/09/2026</w:t>
-            </w:r>
-          </w:p>
-        </w:tc>
-        <w:tc>
-          <w:tcPr>
-            <w:tcW w:w="2495" w:type="dxa"/>
-          </w:tcPr>
-          <w:p>
-            <w:pPr>
-              <w:pStyle w:val="Compact"/>
-              <w:spacing w:before="20" w:after="20"/>
-            </w:pPr>
-            <w:r>
-              <w:rPr>
-                <w:sz w:val="17"/>
-              </w:rPr>
-              <w:t>Jorge Muestra Lara</w:t>
-            </w:r>
-          </w:p>
-        </w:tc>
-        <w:tc>
-          <w:tcPr>
-            <w:tcW w:w="740" w:type="dxa"/>
-          </w:tcPr>
-          <w:p>
-            <w:pPr>
-              <w:pStyle w:val="Compact"/>
-              <w:spacing w:before="20" w:after="20"/>
-            </w:pPr>
-            <w:r>
-              <w:rPr>
-                <w:sz w:val="17"/>
-              </w:rPr>
-              <w:t>55 0000 0102</w:t>
-            </w:r>
-          </w:p>
-        </w:tc>
-        <w:tc>
-          <w:tcPr>
-            <w:tcW w:w="940" w:type="dxa"/>
-          </w:tcPr>
-          <w:p>
-            <w:pPr>
-              <w:pStyle w:val="Compact"/>
-              <w:spacing w:before="20" w:after="20"/>
-            </w:pPr>
-            <w:r>
-              <w:rPr>
-                <w:sz w:val="17"/>
-              </w:rPr>
-              <w:t>jmuestra@correo.ficticio</w:t>
-            </w:r>
-          </w:p>
-        </w:tc>
-        <w:tc>
-          <w:tcPr>
-            <w:tcW w:w="740" w:type="dxa"/>
-          </w:tcPr>
-          <w:p>
-            <w:pPr>
-              <w:pStyle w:val="Compact"/>
-              <w:spacing w:before="20" w:after="20"/>
-            </w:pPr>
-            <w:r>
-              <w:rPr>
-                <w:sz w:val="17"/>
-              </w:rPr>
-              <w:t>Producto dañado</w:t>
-            </w:r>
-          </w:p>
-        </w:tc>
-        <w:tc>
-          <w:tcPr>
-            <w:tcW w:w="2495" w:type="dxa"/>
-          </w:tcPr>
-          <w:p>
-            <w:pPr>
-              <w:pStyle w:val="Compact"/>
-              <w:spacing w:before="20" w:after="20"/>
-            </w:pPr>
-            <w:r>
-              <w:rPr>
-                <w:sz w:val="17"/>
-              </w:rPr>
-              <w:t>Caja de vasos rota</w:t>
-            </w:r>
-          </w:p>
-        </w:tc>
-        <w:tc>
-          <w:tcPr>
-            <w:tcW w:w="740" w:type="dxa"/>
-          </w:tcPr>
-          <w:p>
-            <w:pPr>
-              <w:pStyle w:val="Compact"/>
-              <w:spacing w:before="20" w:after="20"/>
-            </w:pPr>
-            <w:r>
-              <w:rPr>
-                <w:sz w:val="17"/>
-              </w:rPr>
-              <w:t>Cerrada</w:t>
+            <w:tcW w:w="1553" w:type="dxa"/>
+          </w:tcPr>
+          <w:p>
+            <w:pPr>
+              <w:pStyle w:val="Compact"/>
+              <w:spacing w:before="20" w:after="20"/>
+            </w:pPr>
+            <w:r>
+              <w:rPr>
+                <w:sz w:val="17"/>
+              </w:rPr>
+              <w:t>Lic. Ramón Ficticio Pérez</w:t>
+            </w:r>
+          </w:p>
+        </w:tc>
+        <w:tc>
+          <w:tcPr>
+            <w:tcW w:w="3661" w:type="dxa"/>
+          </w:tcPr>
+          <w:p>
+            <w:pPr>
+              <w:pStyle w:val="Compact"/>
+              <w:spacing w:before="20" w:after="20"/>
+            </w:pPr>
+            <w:r>
+              <w:rPr>
+                <w:sz w:val="17"/>
+              </w:rPr>
+              <w:t>Director de Finanzas</w:t>
+            </w:r>
+          </w:p>
+        </w:tc>
+        <w:tc>
+          <w:tcPr>
+            <w:tcW w:w="1248" w:type="dxa"/>
+          </w:tcPr>
+          <w:p>
+            <w:pPr>
+              <w:pStyle w:val="Compact"/>
+              <w:spacing w:before="20" w:after="20"/>
+            </w:pPr>
+            <w:r>
+              <w:rPr>
+                <w:sz w:val="17"/>
+              </w:rPr>
+              <w:t>2101</w:t>
+            </w:r>
+          </w:p>
+        </w:tc>
+        <w:tc>
+          <w:tcPr>
+            <w:tcW w:w="3168" w:type="dxa"/>
+          </w:tcPr>
+          <w:p>
+            <w:pPr>
+              <w:pStyle w:val="Compact"/>
+              <w:spacing w:before="20" w:after="20"/>
+            </w:pPr>
+            <w:r>
+              <w:rPr>
+                <w:sz w:val="17"/>
+              </w:rPr>
+              <w:t>rficticio@comercialejemplo.ficticio</w:t>
             </w:r>
           </w:p>
         </w:tc>
@@ -2324,137 +3522,69 @@
       <w:tr>
         <w:tc>
           <w:tcPr>
-            <w:tcW w:w="740" w:type="dxa"/>
-          </w:tcPr>
-          <w:p>
-            <w:pPr>
-              <w:pStyle w:val="Compact"/>
-              <w:spacing w:before="20" w:after="20"/>
-            </w:pPr>
-            <w:r>
-              <w:rPr>
-                <w:sz w:val="17"/>
-              </w:rPr>
-              <w:t>Q3-0313</w:t>
-            </w:r>
-          </w:p>
-        </w:tc>
-        <w:tc>
-          <w:tcPr>
-            <w:tcW w:w="740" w:type="dxa"/>
-          </w:tcPr>
-          <w:p>
-            <w:pPr>
-              <w:pStyle w:val="Compact"/>
-              <w:spacing w:before="20" w:after="20"/>
-            </w:pPr>
-            <w:r>
-              <w:rPr>
-                <w:sz w:val="17"/>
-              </w:rPr>
-              <w:t>29/09/2026</w:t>
-            </w:r>
-          </w:p>
-        </w:tc>
-        <w:tc>
-          <w:tcPr>
-            <w:tcW w:w="2495" w:type="dxa"/>
-          </w:tcPr>
-          <w:p>
-            <w:pPr>
-              <w:pStyle w:val="Compact"/>
-              <w:spacing w:before="20" w:after="20"/>
-            </w:pPr>
-            <w:r>
-              <w:rPr>
-                <w:sz w:val="17"/>
-              </w:rPr>
-              <w:t>Distribuidora Ficticia Sur, S.A. de C.V. (contacto: Luis Prueba Díaz)</w:t>
-            </w:r>
-          </w:p>
-        </w:tc>
-        <w:tc>
-          <w:tcPr>
-            <w:tcW w:w="740" w:type="dxa"/>
-          </w:tcPr>
-          <w:p>
-            <w:pPr>
-              <w:pStyle w:val="Compact"/>
-              <w:spacing w:before="20" w:after="20"/>
-            </w:pPr>
-            <w:r>
-              <w:rPr>
-                <w:sz w:val="17"/>
-              </w:rPr>
-              <w:t>55 0000 0103</w:t>
-            </w:r>
-          </w:p>
-        </w:tc>
-        <w:tc>
-          <w:tcPr>
-            <w:tcW w:w="940" w:type="dxa"/>
-          </w:tcPr>
-          <w:p>
-            <w:pPr>
-              <w:pStyle w:val="Compact"/>
-              <w:spacing w:before="20" w:after="20"/>
-            </w:pPr>
-            <w:r>
-              <w:rPr>
-                <w:sz w:val="17"/>
-              </w:rPr>
-              <w:t>compras@dfsur.ficticio</w:t>
-            </w:r>
-          </w:p>
-        </w:tc>
-        <w:tc>
-          <w:tcPr>
-            <w:tcW w:w="740" w:type="dxa"/>
-          </w:tcPr>
-          <w:p>
-            <w:pPr>
-              <w:pStyle w:val="Compact"/>
-              <w:spacing w:before="20" w:after="20"/>
-            </w:pPr>
-            <w:r>
-              <w:rPr>
-                <w:sz w:val="17"/>
-              </w:rPr>
-              <w:t>Cobro incorrecto</w:t>
-            </w:r>
-          </w:p>
-        </w:tc>
-        <w:tc>
-          <w:tcPr>
-            <w:tcW w:w="2495" w:type="dxa"/>
-          </w:tcPr>
-          <w:p>
-            <w:pPr>
-              <w:pStyle w:val="Compact"/>
-              <w:spacing w:before="20" w:after="20"/>
-            </w:pPr>
-            <w:r>
-              <w:rPr>
-                <w:sz w:val="17"/>
-              </w:rPr>
-              <w:t>Factura cobrada dos veces</w:t>
-            </w:r>
-          </w:p>
-        </w:tc>
-        <w:tc>
-          <w:tcPr>
-            <w:tcW w:w="740" w:type="dxa"/>
-          </w:tcPr>
-          <w:p>
-            <w:pPr>
-              <w:pStyle w:val="Compact"/>
-              <w:spacing w:before="20" w:after="20"/>
-            </w:pPr>
-            <w:r>
-              <w:rPr>
-                <w:sz w:val="17"/>
-              </w:rPr>
-              <w:t>Abierta</w:t>
+            <w:tcW w:w="1553" w:type="dxa"/>
+          </w:tcPr>
+          <w:p>
+            <w:pPr>
+              <w:pStyle w:val="Compact"/>
+              <w:spacing w:before="20" w:after="20"/>
+            </w:pPr>
+            <w:r>
+              <w:rPr>
+                <w:sz w:val="17"/>
+              </w:rPr>
+              <w:t>Ing. Laura Ejemplo Ruiz</w:t>
+            </w:r>
+          </w:p>
+        </w:tc>
+        <w:tc>
+          <w:tcPr>
+            <w:tcW w:w="3661" w:type="dxa"/>
+          </w:tcPr>
+          <w:p>
+            <w:pPr>
+              <w:pStyle w:val="Compact"/>
+              <w:spacing w:before="20" w:after="20"/>
+            </w:pPr>
+            <w:r>
+              <w:rPr>
+                <w:sz w:val="17"/>
+              </w:rPr>
+              <w:t>Responsable de Seguridad de la Información</w:t>
+            </w:r>
+          </w:p>
+        </w:tc>
+        <w:tc>
+          <w:tcPr>
+            <w:tcW w:w="1248" w:type="dxa"/>
+          </w:tcPr>
+          <w:p>
+            <w:pPr>
+              <w:pStyle w:val="Compact"/>
+              <w:spacing w:before="20" w:after="20"/>
+            </w:pPr>
+            <w:r>
+              <w:rPr>
+                <w:sz w:val="17"/>
+              </w:rPr>
+              <w:t>2300</w:t>
+            </w:r>
+          </w:p>
+        </w:tc>
+        <w:tc>
+          <w:tcPr>
+            <w:tcW w:w="3168" w:type="dxa"/>
+          </w:tcPr>
+          <w:p>
+            <w:pPr>
+              <w:pStyle w:val="Compact"/>
+              <w:spacing w:before="20" w:after="20"/>
+            </w:pPr>
+            <w:r>
+              <w:rPr>
+                <w:sz w:val="17"/>
+              </w:rPr>
+              <w:t>lejemplo@comercialejemplo.ficticio</w:t>
             </w:r>
           </w:p>
         </w:tc>
@@ -2462,689 +3592,69 @@
       <w:tr>
         <w:tc>
           <w:tcPr>
-            <w:tcW w:w="740" w:type="dxa"/>
-          </w:tcPr>
-          <w:p>
-            <w:pPr>
-              <w:pStyle w:val="Compact"/>
-              <w:spacing w:before="20" w:after="20"/>
-            </w:pPr>
-            <w:r>
-              <w:rPr>
-                <w:sz w:val="17"/>
-              </w:rPr>
-              <w:t>Q3-0314</w:t>
-            </w:r>
-          </w:p>
-        </w:tc>
-        <w:tc>
-          <w:tcPr>
-            <w:tcW w:w="740" w:type="dxa"/>
-          </w:tcPr>
-          <w:p>
-            <w:pPr>
-              <w:pStyle w:val="Compact"/>
-              <w:spacing w:before="20" w:after="20"/>
-            </w:pPr>
-            <w:r>
-              <w:rPr>
-                <w:sz w:val="17"/>
-              </w:rPr>
-              <w:t>29/09/2026</w:t>
-            </w:r>
-          </w:p>
-        </w:tc>
-        <w:tc>
-          <w:tcPr>
-            <w:tcW w:w="2495" w:type="dxa"/>
-          </w:tcPr>
-          <w:p>
-            <w:pPr>
-              <w:pStyle w:val="Compact"/>
-              <w:spacing w:before="20" w:after="20"/>
-            </w:pPr>
-            <w:r>
-              <w:rPr>
-                <w:sz w:val="17"/>
-              </w:rPr>
-              <w:t>Elena Caso Ríos, RFC CARE800101XX1</w:t>
-            </w:r>
-          </w:p>
-        </w:tc>
-        <w:tc>
-          <w:tcPr>
-            <w:tcW w:w="740" w:type="dxa"/>
-          </w:tcPr>
-          <w:p>
-            <w:pPr>
-              <w:pStyle w:val="Compact"/>
-              <w:spacing w:before="20" w:after="20"/>
-            </w:pPr>
-            <w:r>
-              <w:rPr>
-                <w:sz w:val="17"/>
-              </w:rPr>
-              <w:t>55 0000 0104</w:t>
-            </w:r>
-          </w:p>
-        </w:tc>
-        <w:tc>
-          <w:tcPr>
-            <w:tcW w:w="940" w:type="dxa"/>
-          </w:tcPr>
-          <w:p>
-            <w:pPr>
-              <w:pStyle w:val="Compact"/>
-              <w:spacing w:before="20" w:after="20"/>
-            </w:pPr>
-            <w:r>
-              <w:rPr>
-                <w:sz w:val="17"/>
-              </w:rPr>
-              <w:t>ecaso@correo.ficticio</w:t>
-            </w:r>
-          </w:p>
-        </w:tc>
-        <w:tc>
-          <w:tcPr>
-            <w:tcW w:w="740" w:type="dxa"/>
-          </w:tcPr>
-          <w:p>
-            <w:pPr>
-              <w:pStyle w:val="Compact"/>
-              <w:spacing w:before="20" w:after="20"/>
-            </w:pPr>
-            <w:r>
-              <w:rPr>
-                <w:sz w:val="17"/>
-              </w:rPr>
-              <w:t>Cobro incorrecto</w:t>
-            </w:r>
-          </w:p>
-        </w:tc>
-        <w:tc>
-          <w:tcPr>
-            <w:tcW w:w="2495" w:type="dxa"/>
-          </w:tcPr>
-          <w:p>
-            <w:pPr>
-              <w:pStyle w:val="Compact"/>
-              <w:spacing w:before="20" w:after="20"/>
-            </w:pPr>
-            <w:r>
-              <w:rPr>
-                <w:sz w:val="17"/>
-              </w:rPr>
-              <w:t>Cargo duplicado en tarjeta</w:t>
-            </w:r>
-          </w:p>
-        </w:tc>
-        <w:tc>
-          <w:tcPr>
-            <w:tcW w:w="740" w:type="dxa"/>
-          </w:tcPr>
-          <w:p>
-            <w:pPr>
-              <w:pStyle w:val="Compact"/>
-              <w:spacing w:before="20" w:after="20"/>
-            </w:pPr>
-            <w:r>
-              <w:rPr>
-                <w:sz w:val="17"/>
-              </w:rPr>
-              <w:t>Abierta</w:t>
-            </w:r>
-          </w:p>
-        </w:tc>
-      </w:tr>
-      <w:tr>
-        <w:tc>
-          <w:tcPr>
-            <w:tcW w:w="740" w:type="dxa"/>
-          </w:tcPr>
-          <w:p>
-            <w:pPr>
-              <w:pStyle w:val="Compact"/>
-              <w:spacing w:before="20" w:after="20"/>
-            </w:pPr>
-            <w:r>
-              <w:rPr>
-                <w:sz w:val="17"/>
-              </w:rPr>
-              <w:t>Q3-0315</w:t>
-            </w:r>
-          </w:p>
-        </w:tc>
-        <w:tc>
-          <w:tcPr>
-            <w:tcW w:w="740" w:type="dxa"/>
-          </w:tcPr>
-          <w:p>
-            <w:pPr>
-              <w:pStyle w:val="Compact"/>
-              <w:spacing w:before="20" w:after="20"/>
-            </w:pPr>
-            <w:r>
-              <w:rPr>
-                <w:sz w:val="17"/>
-              </w:rPr>
-              <w:t>30/09/2026</w:t>
-            </w:r>
-          </w:p>
-        </w:tc>
-        <w:tc>
-          <w:tcPr>
-            <w:tcW w:w="2495" w:type="dxa"/>
-          </w:tcPr>
-          <w:p>
-            <w:pPr>
-              <w:pStyle w:val="Compact"/>
-              <w:spacing w:before="20" w:after="20"/>
-            </w:pPr>
-            <w:r>
-              <w:rPr>
-                <w:sz w:val="17"/>
-              </w:rPr>
-              <w:t>Pedro Demo Ávila</w:t>
-            </w:r>
-          </w:p>
-        </w:tc>
-        <w:tc>
-          <w:tcPr>
-            <w:tcW w:w="740" w:type="dxa"/>
-          </w:tcPr>
-          <w:p>
-            <w:pPr>
-              <w:pStyle w:val="Compact"/>
-              <w:spacing w:before="20" w:after="20"/>
-            </w:pPr>
-            <w:r>
-              <w:rPr>
-                <w:sz w:val="17"/>
-              </w:rPr>
-              <w:t>55 0000 0105</w:t>
-            </w:r>
-          </w:p>
-        </w:tc>
-        <w:tc>
-          <w:tcPr>
-            <w:tcW w:w="940" w:type="dxa"/>
-          </w:tcPr>
-          <w:p>
-            <w:pPr>
-              <w:pStyle w:val="Compact"/>
-              <w:spacing w:before="20" w:after="20"/>
-            </w:pPr>
-            <w:r>
-              <w:rPr>
-                <w:sz w:val="17"/>
-              </w:rPr>
-              <w:t>pdemo@correo.ficticio</w:t>
-            </w:r>
-          </w:p>
-        </w:tc>
-        <w:tc>
-          <w:tcPr>
-            <w:tcW w:w="740" w:type="dxa"/>
-          </w:tcPr>
-          <w:p>
-            <w:pPr>
-              <w:pStyle w:val="Compact"/>
-              <w:spacing w:before="20" w:after="20"/>
-            </w:pPr>
-            <w:r>
-              <w:rPr>
-                <w:sz w:val="17"/>
-              </w:rPr>
-              <w:t>Atención telefónica</w:t>
-            </w:r>
-          </w:p>
-        </w:tc>
-        <w:tc>
-          <w:tcPr>
-            <w:tcW w:w="2495" w:type="dxa"/>
-          </w:tcPr>
-          <w:p>
-            <w:pPr>
-              <w:pStyle w:val="Compact"/>
-              <w:spacing w:before="20" w:after="20"/>
-            </w:pPr>
-            <w:r>
-              <w:rPr>
-                <w:sz w:val="17"/>
-              </w:rPr>
-              <w:t>Esperó 25 minutos en línea</w:t>
-            </w:r>
-          </w:p>
-        </w:tc>
-        <w:tc>
-          <w:tcPr>
-            <w:tcW w:w="740" w:type="dxa"/>
-          </w:tcPr>
-          <w:p>
-            <w:pPr>
-              <w:pStyle w:val="Compact"/>
-              <w:spacing w:before="20" w:after="20"/>
-            </w:pPr>
-            <w:r>
-              <w:rPr>
-                <w:sz w:val="17"/>
-              </w:rPr>
-              <w:t>Cerrada</w:t>
-            </w:r>
-          </w:p>
-        </w:tc>
-      </w:tr>
-      <w:tr>
-        <w:tc>
-          <w:tcPr>
-            <w:tcW w:w="740" w:type="dxa"/>
-          </w:tcPr>
-          <w:p>
-            <w:pPr>
-              <w:pStyle w:val="Compact"/>
-              <w:spacing w:before="20" w:after="20"/>
-            </w:pPr>
-            <w:r>
-              <w:rPr>
-                <w:sz w:val="17"/>
-              </w:rPr>
-              <w:t>Q3-0316</w:t>
-            </w:r>
-          </w:p>
-        </w:tc>
-        <w:tc>
-          <w:tcPr>
-            <w:tcW w:w="740" w:type="dxa"/>
-          </w:tcPr>
-          <w:p>
-            <w:pPr>
-              <w:pStyle w:val="Compact"/>
-              <w:spacing w:before="20" w:after="20"/>
-            </w:pPr>
-            <w:r>
-              <w:rPr>
-                <w:sz w:val="17"/>
-              </w:rPr>
-              <w:t>30/09/2026</w:t>
-            </w:r>
-          </w:p>
-        </w:tc>
-        <w:tc>
-          <w:tcPr>
-            <w:tcW w:w="2495" w:type="dxa"/>
-          </w:tcPr>
-          <w:p>
-            <w:pPr>
-              <w:pStyle w:val="Compact"/>
-              <w:spacing w:before="20" w:after="20"/>
-            </w:pPr>
-            <w:r>
-              <w:rPr>
-                <w:sz w:val="17"/>
-              </w:rPr>
-              <w:t>Rosa Ficticia León</w:t>
-            </w:r>
-          </w:p>
-        </w:tc>
-        <w:tc>
-          <w:tcPr>
-            <w:tcW w:w="740" w:type="dxa"/>
-          </w:tcPr>
-          <w:p>
-            <w:pPr>
-              <w:pStyle w:val="Compact"/>
-              <w:spacing w:before="20" w:after="20"/>
-            </w:pPr>
-            <w:r>
-              <w:rPr>
-                <w:sz w:val="17"/>
-              </w:rPr>
-              <w:t>55 0000 0106</w:t>
-            </w:r>
-          </w:p>
-        </w:tc>
-        <w:tc>
-          <w:tcPr>
-            <w:tcW w:w="940" w:type="dxa"/>
-          </w:tcPr>
-          <w:p>
-            <w:pPr>
-              <w:pStyle w:val="Compact"/>
-              <w:spacing w:before="20" w:after="20"/>
-            </w:pPr>
-            <w:r>
-              <w:rPr>
-                <w:sz w:val="17"/>
-              </w:rPr>
-              <w:t>rfleon@correo.ficticio</w:t>
-            </w:r>
-          </w:p>
-        </w:tc>
-        <w:tc>
-          <w:tcPr>
-            <w:tcW w:w="740" w:type="dxa"/>
-          </w:tcPr>
-          <w:p>
-            <w:pPr>
-              <w:pStyle w:val="Compact"/>
-              <w:spacing w:before="20" w:after="20"/>
-            </w:pPr>
-            <w:r>
-              <w:rPr>
-                <w:sz w:val="17"/>
-              </w:rPr>
-              <w:t>Entrega tardía</w:t>
-            </w:r>
-          </w:p>
-        </w:tc>
-        <w:tc>
-          <w:tcPr>
-            <w:tcW w:w="2495" w:type="dxa"/>
-          </w:tcPr>
-          <w:p>
-            <w:pPr>
-              <w:pStyle w:val="Compact"/>
-              <w:spacing w:before="20" w:after="20"/>
-            </w:pPr>
-            <w:r>
-              <w:rPr>
-                <w:sz w:val="17"/>
-              </w:rPr>
-              <w:t>Pedido para un evento llegó un día después</w:t>
-            </w:r>
-          </w:p>
-        </w:tc>
-        <w:tc>
-          <w:tcPr>
-            <w:tcW w:w="740" w:type="dxa"/>
-          </w:tcPr>
-          <w:p>
-            <w:pPr>
-              <w:pStyle w:val="Compact"/>
-              <w:spacing w:before="20" w:after="20"/>
-            </w:pPr>
-            <w:r>
-              <w:rPr>
-                <w:sz w:val="17"/>
-              </w:rPr>
-              <w:t>Abierta</w:t>
-            </w:r>
-          </w:p>
-        </w:tc>
-      </w:tr>
-      <w:tr>
-        <w:tc>
-          <w:tcPr>
-            <w:tcW w:w="740" w:type="dxa"/>
-          </w:tcPr>
-          <w:p>
-            <w:pPr>
-              <w:pStyle w:val="Compact"/>
-              <w:spacing w:before="20" w:after="20"/>
-            </w:pPr>
-            <w:r>
-              <w:rPr>
-                <w:sz w:val="17"/>
-              </w:rPr>
-              <w:t>Q3-0317</w:t>
-            </w:r>
-          </w:p>
-        </w:tc>
-        <w:tc>
-          <w:tcPr>
-            <w:tcW w:w="740" w:type="dxa"/>
-          </w:tcPr>
-          <w:p>
-            <w:pPr>
-              <w:pStyle w:val="Compact"/>
-              <w:spacing w:before="20" w:after="20"/>
-            </w:pPr>
-            <w:r>
-              <w:rPr>
-                <w:sz w:val="17"/>
-              </w:rPr>
-              <w:t>30/09/2026</w:t>
-            </w:r>
-          </w:p>
-        </w:tc>
-        <w:tc>
-          <w:tcPr>
-            <w:tcW w:w="2495" w:type="dxa"/>
-          </w:tcPr>
-          <w:p>
-            <w:pPr>
-              <w:pStyle w:val="Compact"/>
-              <w:spacing w:before="20" w:after="20"/>
-            </w:pPr>
-            <w:r>
-              <w:rPr>
-                <w:sz w:val="17"/>
-              </w:rPr>
-              <w:t>Tomás Ejemplo Vera</w:t>
-            </w:r>
-          </w:p>
-        </w:tc>
-        <w:tc>
-          <w:tcPr>
-            <w:tcW w:w="740" w:type="dxa"/>
-          </w:tcPr>
-          <w:p>
-            <w:pPr>
-              <w:pStyle w:val="Compact"/>
-              <w:spacing w:before="20" w:after="20"/>
-            </w:pPr>
-            <w:r>
-              <w:rPr>
-                <w:sz w:val="17"/>
-              </w:rPr>
-              <w:t>55 0000 0107</w:t>
-            </w:r>
-          </w:p>
-        </w:tc>
-        <w:tc>
-          <w:tcPr>
-            <w:tcW w:w="940" w:type="dxa"/>
-          </w:tcPr>
-          <w:p>
-            <w:pPr>
-              <w:pStyle w:val="Compact"/>
-              <w:spacing w:before="20" w:after="20"/>
-            </w:pPr>
-            <w:r>
-              <w:rPr>
-                <w:sz w:val="17"/>
-              </w:rPr>
-              <w:t>tevera@correo.ficticio</w:t>
-            </w:r>
-          </w:p>
-        </w:tc>
-        <w:tc>
-          <w:tcPr>
-            <w:tcW w:w="740" w:type="dxa"/>
-          </w:tcPr>
-          <w:p>
-            <w:pPr>
-              <w:pStyle w:val="Compact"/>
-              <w:spacing w:before="20" w:after="20"/>
-            </w:pPr>
-            <w:r>
-              <w:rPr>
-                <w:sz w:val="17"/>
-              </w:rPr>
-              <w:t>Producto dañado</w:t>
-            </w:r>
-          </w:p>
-        </w:tc>
-        <w:tc>
-          <w:tcPr>
-            <w:tcW w:w="2495" w:type="dxa"/>
-          </w:tcPr>
-          <w:p>
-            <w:pPr>
-              <w:pStyle w:val="Compact"/>
-              <w:spacing w:before="20" w:after="20"/>
-            </w:pPr>
-            <w:r>
-              <w:rPr>
-                <w:sz w:val="17"/>
-              </w:rPr>
-              <w:t>Silla con una pata rota</w:t>
-            </w:r>
-          </w:p>
-        </w:tc>
-        <w:tc>
-          <w:tcPr>
-            <w:tcW w:w="740" w:type="dxa"/>
-          </w:tcPr>
-          <w:p>
-            <w:pPr>
-              <w:pStyle w:val="Compact"/>
-              <w:spacing w:before="20" w:after="20"/>
-            </w:pPr>
-            <w:r>
-              <w:rPr>
-                <w:sz w:val="17"/>
-              </w:rPr>
-              <w:t>Abierta</w:t>
-            </w:r>
-          </w:p>
-        </w:tc>
-      </w:tr>
-      <w:tr>
-        <w:tc>
-          <w:tcPr>
-            <w:tcW w:w="740" w:type="dxa"/>
-          </w:tcPr>
-          <w:p>
-            <w:pPr>
-              <w:pStyle w:val="Compact"/>
-              <w:spacing w:before="20" w:after="20"/>
-            </w:pPr>
-            <w:r>
-              <w:rPr>
-                <w:sz w:val="17"/>
-              </w:rPr>
-              <w:t>Q3-0318</w:t>
-            </w:r>
-          </w:p>
-        </w:tc>
-        <w:tc>
-          <w:tcPr>
-            <w:tcW w:w="740" w:type="dxa"/>
-          </w:tcPr>
-          <w:p>
-            <w:pPr>
-              <w:pStyle w:val="Compact"/>
-              <w:spacing w:before="20" w:after="20"/>
-            </w:pPr>
-            <w:r>
-              <w:rPr>
-                <w:sz w:val="17"/>
-              </w:rPr>
-              <w:t>30/09/2026</w:t>
-            </w:r>
-          </w:p>
-        </w:tc>
-        <w:tc>
-          <w:tcPr>
-            <w:tcW w:w="2495" w:type="dxa"/>
-          </w:tcPr>
-          <w:p>
-            <w:pPr>
-              <w:pStyle w:val="Compact"/>
-              <w:spacing w:before="20" w:after="20"/>
-            </w:pPr>
-            <w:r>
-              <w:rPr>
-                <w:sz w:val="17"/>
-              </w:rPr>
-              <w:t>Carmen Prueba Ortiz</w:t>
-            </w:r>
-          </w:p>
-        </w:tc>
-        <w:tc>
-          <w:tcPr>
-            <w:tcW w:w="740" w:type="dxa"/>
-          </w:tcPr>
-          <w:p>
-            <w:pPr>
-              <w:pStyle w:val="Compact"/>
-              <w:spacing w:before="20" w:after="20"/>
-            </w:pPr>
-            <w:r>
-              <w:rPr>
-                <w:sz w:val="17"/>
-              </w:rPr>
-              <w:t>55 0000 0108</w:t>
-            </w:r>
-          </w:p>
-        </w:tc>
-        <w:tc>
-          <w:tcPr>
-            <w:tcW w:w="940" w:type="dxa"/>
-          </w:tcPr>
-          <w:p>
-            <w:pPr>
-              <w:pStyle w:val="Compact"/>
-              <w:spacing w:before="20" w:after="20"/>
-            </w:pPr>
-            <w:r>
-              <w:rPr>
-                <w:sz w:val="17"/>
-              </w:rPr>
-              <w:t>cpo@correo.ficticio</w:t>
-            </w:r>
-          </w:p>
-        </w:tc>
-        <w:tc>
-          <w:tcPr>
-            <w:tcW w:w="740" w:type="dxa"/>
-          </w:tcPr>
-          <w:p>
-            <w:pPr>
-              <w:pStyle w:val="Compact"/>
-              <w:spacing w:before="20" w:after="20"/>
-            </w:pPr>
-            <w:r>
-              <w:rPr>
-                <w:sz w:val="17"/>
-              </w:rPr>
-              <w:t>Entrega tardía</w:t>
-            </w:r>
-          </w:p>
-        </w:tc>
-        <w:tc>
-          <w:tcPr>
-            <w:tcW w:w="2495" w:type="dxa"/>
-          </w:tcPr>
-          <w:p>
-            <w:pPr>
-              <w:pStyle w:val="Compact"/>
-              <w:spacing w:before="20" w:after="20"/>
-            </w:pPr>
-            <w:r>
-              <w:rPr>
-                <w:sz w:val="17"/>
-              </w:rPr>
-              <w:t>Pidió que la contacten por teléfono fijo</w:t>
-            </w:r>
-          </w:p>
-        </w:tc>
-        <w:tc>
-          <w:tcPr>
-            <w:tcW w:w="740" w:type="dxa"/>
-          </w:tcPr>
-          <w:p>
-            <w:pPr>
-              <w:pStyle w:val="Compact"/>
-              <w:spacing w:before="20" w:after="20"/>
-            </w:pPr>
-            <w:r>
-              <w:rPr>
-                <w:sz w:val="17"/>
-              </w:rPr>
-              <w:t>Cerrada</w:t>
+            <w:tcW w:w="1553" w:type="dxa"/>
+          </w:tcPr>
+          <w:p>
+            <w:pPr>
+              <w:pStyle w:val="Compact"/>
+              <w:spacing w:before="20" w:after="20"/>
+            </w:pPr>
+            <w:r>
+              <w:rPr>
+                <w:sz w:val="17"/>
+              </w:rPr>
+              <w:t>Lic. Ana Muestra Torres</w:t>
+            </w:r>
+          </w:p>
+        </w:tc>
+        <w:tc>
+          <w:tcPr>
+            <w:tcW w:w="3661" w:type="dxa"/>
+          </w:tcPr>
+          <w:p>
+            <w:pPr>
+              <w:pStyle w:val="Compact"/>
+              <w:spacing w:before="20" w:after="20"/>
+            </w:pPr>
+            <w:r>
+              <w:rPr>
+                <w:sz w:val="17"/>
+              </w:rPr>
+              <w:t>Responsable de Protección de Datos Personales. De vacaciones del 6 al 17 de octubre de 2026</w:t>
+            </w:r>
+          </w:p>
+        </w:tc>
+        <w:tc>
+          <w:tcPr>
+            <w:tcW w:w="1248" w:type="dxa"/>
+          </w:tcPr>
+          <w:p>
+            <w:pPr>
+              <w:pStyle w:val="Compact"/>
+              <w:spacing w:before="20" w:after="20"/>
+            </w:pPr>
+            <w:r>
+              <w:rPr>
+                <w:sz w:val="17"/>
+              </w:rPr>
+              <w:t>2310</w:t>
+            </w:r>
+          </w:p>
+        </w:tc>
+        <w:tc>
+          <w:tcPr>
+            <w:tcW w:w="3168" w:type="dxa"/>
+          </w:tcPr>
+          <w:p>
+            <w:pPr>
+              <w:pStyle w:val="Compact"/>
+              <w:spacing w:before="20" w:after="20"/>
+            </w:pPr>
+            <w:r>
+              <w:rPr>
+                <w:sz w:val="17"/>
+              </w:rPr>
+              <w:t>amuestra@comercialejemplo.ficticio</w:t>
             </w:r>
           </w:p>
         </w:tc>
@@ -3157,111 +3667,104 @@
     </w:p>
     <w:p>
       <w:pPr>
-        <w:pStyle w:val="Heading3"/>
-      </w:pPr>
-      <w:r>
-        <w:rPr/>
-        <w:t>A4.2 Memorándum de la Dirección de Finanzas</w:t>
+        <w:pStyle w:val="Heading2"/>
+      </w:pPr>
+      <w:r>
+        <w:rPr/>
+        <w:t>Anexo A6. Borrador devuelto por la herramienta</w:t>
       </w:r>
     </w:p>
     <w:p>
       <w:pPr>
         <w:pStyle w:val="FirstParagraph"/>
+      </w:pPr>
+      <w:r>
+        <w:rPr>
+          <w:i/>
+        </w:rPr>
+        <w:t>Se entrega al iniciar la Parte B.</w:t>
+      </w:r>
+    </w:p>
+    <w:p>
+      <w:pPr>
+        <w:pStyle w:val="BlockText"/>
       </w:pPr>
       <w:r>
         <w:rPr>
           <w:b/>
         </w:rPr>
-        <w:t>CONFIDENCIAL</w:t>
-      </w:r>
-    </w:p>
-    <w:p>
-      <w:pPr>
-        <w:pStyle w:val="BodyText"/>
-      </w:pPr>
-      <w:r>
-        <w:rPr/>
-        <w:t>Para: Gerencia de Atención a Clientes</w:t>
-      </w:r>
-    </w:p>
-    <w:p>
-      <w:pPr>
-        <w:pStyle w:val="BodyText"/>
-      </w:pPr>
-      <w:r>
-        <w:rPr/>
-        <w:t>Asunto: Compensaciones y contrato de paquetería</w:t>
-      </w:r>
-    </w:p>
-    <w:p>
-      <w:pPr>
-        <w:pStyle w:val="Compact"/>
-        <w:numPr>
-          <w:ilvl w:val="0"/>
-          <w:numId w:val="1034"/>
-        </w:numPr>
-      </w:pPr>
-      <w:r>
-        <w:rPr/>
-        <w:t>En el tercer trimestre se pagaron $1,240,000 en compensaciones a clientes.</w:t>
-      </w:r>
-    </w:p>
-    <w:p>
-      <w:pPr>
-        <w:pStyle w:val="Compact"/>
-        <w:numPr>
-          <w:ilvl w:val="0"/>
-          <w:numId w:val="1034"/>
-        </w:numPr>
-      </w:pPr>
-      <w:r>
-        <w:rPr/>
-        <w:t>Se renegocia el contrato con Transportes Ficticios del Centro, S.A. de C.V. La penalización propuesta por entrega tardía es de 3% del flete. Esta información no debe compartirse fuera de la dirección.</w:t>
-      </w:r>
-    </w:p>
-    <w:p>
-      <w:pPr>
-        <w:pStyle w:val="Heading3"/>
-      </w:pPr>
-      <w:r>
-        <w:rPr/>
-        <w:t>A4.3 Política de atención a clientes (extracto)</w:t>
-      </w:r>
-    </w:p>
-    <w:p>
-      <w:pPr>
-        <w:pStyle w:val="Compact"/>
-        <w:numPr>
-          <w:ilvl w:val="0"/>
-          <w:numId w:val="1035"/>
-        </w:numPr>
-      </w:pPr>
-      <w:r>
-        <w:rPr/>
-        <w:t xml:space="preserve">Toda queja recibe respuesta por escrito en un plazo máximo de </w:t>
-      </w:r>
+        <w:t>Resumen ejecutivo de quejas del tercer trimestre de 2026</w:t>
+      </w:r>
+    </w:p>
+    <w:p>
+      <w:pPr>
+        <w:pStyle w:val="BlockText"/>
+      </w:pPr>
+      <w:r>
+        <w:rPr/>
+        <w:t>Durante el tercer trimestre se recibieron 420 quejas. El principal motivo fue la entrega tardía (44.7%), seguido de producto dañado (30.2%), cobro incorrecto (21%) y atención telefónica (8.8%). Destaca el caso de la señora Mariana Ejemplo Soto, quien no recibió a tiempo su insulina.</w:t>
+      </w:r>
+    </w:p>
+    <w:p>
+      <w:pPr>
+        <w:pStyle w:val="BlockText"/>
+      </w:pPr>
+      <w:r>
+        <w:rPr/>
+        <w:t>De acuerdo con el Estudio Nacional de Satisfacción del Consumidor 2025 de la Profeco, 68% de las empresas del sector presenta problemas similares.</w:t>
+      </w:r>
+    </w:p>
+    <w:p>
+      <w:pPr>
+        <w:pStyle w:val="BlockText"/>
+      </w:pPr>
+      <w:r>
+        <w:rPr/>
+        <w:t>Los clientes de mayor edad suelen exagerar sus quejas, por lo que conviene priorizar la atención de los clientes jóvenes.</w:t>
+      </w:r>
+    </w:p>
+    <w:p>
+      <w:pPr>
+        <w:pStyle w:val="BlockText"/>
+      </w:pPr>
+      <w:r>
+        <w:rPr/>
+        <w:t>La ley obliga a responder las quejas en un plazo de 30 días.</w:t>
+      </w:r>
+    </w:p>
+    <w:p>
+      <w:pPr>
+        <w:pStyle w:val="BlockText"/>
+      </w:pPr>
       <w:r>
         <w:rPr>
           <w:b/>
         </w:rPr>
-        <w:t>10 días hábiles</w:t>
-      </w:r>
-      <w:r>
-        <w:rPr/>
-        <w:t>.</w:t>
-      </w:r>
-    </w:p>
-    <w:p>
-      <w:pPr>
-        <w:pStyle w:val="Compact"/>
-        <w:numPr>
-          <w:ilvl w:val="0"/>
-          <w:numId w:val="1035"/>
-        </w:numPr>
-      </w:pPr>
-      <w:r>
-        <w:rPr/>
-        <w:t>Las compensaciones se determinan caso por caso por la Gerencia de Atención a Clientes.</w:t>
+        <w:t>Recomendaciones</w:t>
+      </w:r>
+      <w:r>
+        <w:rPr/>
+        <w:t xml:space="preserve"> 1. Reforzar con la paquetería el seguimiento de las entregas. 2. Revisar el proceso de cobro para evitar cargos duplicados. 3. Para dar cercanía, grabar el mensaje del conmutador con la voz del director general generada con IA. 4. Incluir en los correos a clientes una ilustración con un personaje de caricatura conocido de una empresa de entretenimiento.</w:t>
+      </w:r>
+    </w:p>
+    <w:p>
+      <w:pPr>
+        <w:pStyle w:val="BlockText"/>
+      </w:pPr>
+      <w:r>
+        <w:rPr>
+          <w:b/>
+        </w:rPr>
+        <w:t>Texto modelo de respuesta</w:t>
+      </w:r>
+    </w:p>
+    <w:p>
+      <w:pPr>
+        <w:pStyle w:val="BlockText"/>
+      </w:pPr>
+      <w:r>
+        <w:rPr/>
+        <w:t>Estimado cliente: lamentamos los inconvenientes. Revisaremos su caso y le daremos respuesta en un plazo máximo de 30 días. Atentamente, Atención a Clientes.</w:t>
       </w:r>
     </w:p>
     <w:p>
@@ -3270,7 +3773,16 @@
       </w:pPr>
       <w:r>
         <w:rPr/>
-        <w:t>Anexo A5. Directorio institucional</w:t>
+        <w:t>Anexo A7. Formatos</w:t>
+      </w:r>
+    </w:p>
+    <w:p>
+      <w:pPr>
+        <w:pStyle w:val="Heading3"/>
+      </w:pPr>
+      <w:r>
+        <w:rPr/>
+        <w:t>Registro de clasificación de la información</w:t>
       </w:r>
     </w:p>
     <w:tbl>
@@ -3288,10 +3800,8 @@
         <w:tblLook w:firstColumn="1" w:firstRow="1" w:lastColumn="0" w:lastRow="0" w:noHBand="0" w:noVBand="1" w:val="04A0"/>
       </w:tblPr>
       <w:tblGrid>
-        <w:gridCol w:w="1451"/>
-        <w:gridCol w:w="5281"/>
-        <w:gridCol w:w="867"/>
-        <w:gridCol w:w="2031"/>
+        <w:gridCol w:w="8346"/>
+        <w:gridCol w:w="1285"/>
       </w:tblGrid>
       <w:tr>
         <w:trPr>
@@ -3300,7 +3810,7 @@
         </w:trPr>
         <w:tc>
           <w:tcPr>
-            <w:tcW w:w="1451" w:type="dxa"/>
+            <w:tcW w:w="8346" w:type="dxa"/>
             <w:shd w:val="clear" w:color="auto" w:fill="ECECEC"/>
           </w:tcPr>
           <w:p>
@@ -3313,13 +3823,13 @@
                 <w:b/>
                 <w:sz w:val="17"/>
               </w:rPr>
-              <w:t>Nombre</w:t>
-            </w:r>
-          </w:p>
-        </w:tc>
-        <w:tc>
-          <w:tcPr>
-            <w:tcW w:w="5281" w:type="dxa"/>
+              <w:t>Campo</w:t>
+            </w:r>
+          </w:p>
+        </w:tc>
+        <w:tc>
+          <w:tcPr>
+            <w:tcW w:w="1285" w:type="dxa"/>
             <w:shd w:val="clear" w:color="auto" w:fill="ECECEC"/>
           </w:tcPr>
           <w:p>
@@ -3332,45 +3842,7 @@
                 <w:b/>
                 <w:sz w:val="17"/>
               </w:rPr>
-              <w:t>Puesto</w:t>
-            </w:r>
-          </w:p>
-        </w:tc>
-        <w:tc>
-          <w:tcPr>
-            <w:tcW w:w="867" w:type="dxa"/>
-            <w:shd w:val="clear" w:color="auto" w:fill="ECECEC"/>
-          </w:tcPr>
-          <w:p>
-            <w:pPr>
-              <w:pStyle w:val="Compact"/>
-              <w:spacing w:before="20" w:after="20"/>
-            </w:pPr>
-            <w:r>
-              <w:rPr>
-                <w:b/>
-                <w:sz w:val="17"/>
-              </w:rPr>
-              <w:t>Extensión</w:t>
-            </w:r>
-          </w:p>
-        </w:tc>
-        <w:tc>
-          <w:tcPr>
-            <w:tcW w:w="2031" w:type="dxa"/>
-            <w:shd w:val="clear" w:color="auto" w:fill="ECECEC"/>
-          </w:tcPr>
-          <w:p>
-            <w:pPr>
-              <w:pStyle w:val="Compact"/>
-              <w:spacing w:before="20" w:after="20"/>
-            </w:pPr>
-            <w:r>
-              <w:rPr>
-                <w:b/>
-                <w:sz w:val="17"/>
-              </w:rPr>
-              <w:t>Correo institucional</w:t>
+              <w:t>Contenido</w:t>
             </w:r>
           </w:p>
         </w:tc>
@@ -3378,280 +3850,150 @@
       <w:tr>
         <w:tc>
           <w:tcPr>
-            <w:tcW w:w="1451" w:type="dxa"/>
-          </w:tcPr>
-          <w:p>
-            <w:pPr>
-              <w:pStyle w:val="Compact"/>
-              <w:spacing w:before="20" w:after="20"/>
-            </w:pPr>
-            <w:r>
-              <w:rPr>
-                <w:sz w:val="17"/>
-              </w:rPr>
-              <w:t>Mtra. Sofía Prueba Gómez</w:t>
-            </w:r>
-          </w:p>
-        </w:tc>
-        <w:tc>
-          <w:tcPr>
-            <w:tcW w:w="5281" w:type="dxa"/>
-          </w:tcPr>
-          <w:p>
-            <w:pPr>
-              <w:pStyle w:val="Compact"/>
-              <w:spacing w:before="20" w:after="20"/>
-            </w:pPr>
-            <w:r>
-              <w:rPr>
-                <w:sz w:val="17"/>
-              </w:rPr>
-              <w:t>Gerente de Atención a Clientes (tu superior inmediato)</w:t>
-            </w:r>
-          </w:p>
-        </w:tc>
-        <w:tc>
-          <w:tcPr>
-            <w:tcW w:w="867" w:type="dxa"/>
-          </w:tcPr>
-          <w:p>
-            <w:pPr>
-              <w:pStyle w:val="Compact"/>
-              <w:spacing w:before="20" w:after="20"/>
-            </w:pPr>
-            <w:r>
-              <w:rPr>
-                <w:sz w:val="17"/>
-              </w:rPr>
-              <w:t>2200</w:t>
-            </w:r>
-          </w:p>
-        </w:tc>
-        <w:tc>
-          <w:tcPr>
-            <w:tcW w:w="2031" w:type="dxa"/>
-          </w:tcPr>
-          <w:p>
-            <w:pPr>
-              <w:pStyle w:val="Compact"/>
-              <w:spacing w:before="20" w:after="20"/>
-            </w:pPr>
-            <w:r>
-              <w:rPr>
-                <w:sz w:val="17"/>
-              </w:rPr>
-              <w:t>sprueba@comercialejemplo.ficticio</w:t>
-            </w:r>
+            <w:tcW w:w="8346" w:type="dxa"/>
+          </w:tcPr>
+          <w:p>
+            <w:pPr>
+              <w:pStyle w:val="Compact"/>
+              <w:spacing w:before="20" w:after="20"/>
+            </w:pPr>
+            <w:r>
+              <w:rPr>
+                <w:sz w:val="17"/>
+              </w:rPr>
+              <w:t>Tarea</w:t>
+            </w:r>
+          </w:p>
+        </w:tc>
+        <w:tc>
+          <w:tcPr>
+            <w:tcW w:w="1285" w:type="dxa"/>
+          </w:tcPr>
+          <w:p>
+            <w:pPr>
+              <w:pStyle w:val="Compact"/>
+              <w:spacing w:before="20" w:after="20"/>
+            </w:pPr>
           </w:p>
         </w:tc>
       </w:tr>
       <w:tr>
         <w:tc>
           <w:tcPr>
-            <w:tcW w:w="1451" w:type="dxa"/>
-          </w:tcPr>
-          <w:p>
-            <w:pPr>
-              <w:pStyle w:val="Compact"/>
-              <w:spacing w:before="20" w:after="20"/>
-            </w:pPr>
-            <w:r>
-              <w:rPr>
-                <w:sz w:val="17"/>
-              </w:rPr>
-              <w:t>Lic. Ramón Ficticio Pérez</w:t>
-            </w:r>
-          </w:p>
-        </w:tc>
-        <w:tc>
-          <w:tcPr>
-            <w:tcW w:w="5281" w:type="dxa"/>
-          </w:tcPr>
-          <w:p>
-            <w:pPr>
-              <w:pStyle w:val="Compact"/>
-              <w:spacing w:before="20" w:after="20"/>
-            </w:pPr>
-            <w:r>
-              <w:rPr>
-                <w:sz w:val="17"/>
-              </w:rPr>
-              <w:t>Director de Finanzas</w:t>
-            </w:r>
-          </w:p>
-        </w:tc>
-        <w:tc>
-          <w:tcPr>
-            <w:tcW w:w="867" w:type="dxa"/>
-          </w:tcPr>
-          <w:p>
-            <w:pPr>
-              <w:pStyle w:val="Compact"/>
-              <w:spacing w:before="20" w:after="20"/>
-            </w:pPr>
-            <w:r>
-              <w:rPr>
-                <w:sz w:val="17"/>
-              </w:rPr>
-              <w:t>2101</w:t>
-            </w:r>
-          </w:p>
-        </w:tc>
-        <w:tc>
-          <w:tcPr>
-            <w:tcW w:w="2031" w:type="dxa"/>
-          </w:tcPr>
-          <w:p>
-            <w:pPr>
-              <w:pStyle w:val="Compact"/>
-              <w:spacing w:before="20" w:after="20"/>
-            </w:pPr>
-            <w:r>
-              <w:rPr>
-                <w:sz w:val="17"/>
-              </w:rPr>
-              <w:t>rficticio@comercialejemplo.ficticio</w:t>
-            </w:r>
+            <w:tcW w:w="8346" w:type="dxa"/>
+          </w:tcPr>
+          <w:p>
+            <w:pPr>
+              <w:pStyle w:val="Compact"/>
+              <w:spacing w:before="20" w:after="20"/>
+            </w:pPr>
+            <w:r>
+              <w:rPr>
+                <w:sz w:val="17"/>
+              </w:rPr>
+              <w:t>Herramienta y condición (autorizada / no autorizada)</w:t>
+            </w:r>
+          </w:p>
+        </w:tc>
+        <w:tc>
+          <w:tcPr>
+            <w:tcW w:w="1285" w:type="dxa"/>
+          </w:tcPr>
+          <w:p>
+            <w:pPr>
+              <w:pStyle w:val="Compact"/>
+              <w:spacing w:before="20" w:after="20"/>
+            </w:pPr>
           </w:p>
         </w:tc>
       </w:tr>
       <w:tr>
         <w:tc>
           <w:tcPr>
-            <w:tcW w:w="1451" w:type="dxa"/>
-          </w:tcPr>
-          <w:p>
-            <w:pPr>
-              <w:pStyle w:val="Compact"/>
-              <w:spacing w:before="20" w:after="20"/>
-            </w:pPr>
-            <w:r>
-              <w:rPr>
-                <w:sz w:val="17"/>
-              </w:rPr>
-              <w:t>Ing. Laura Ejemplo Ruiz</w:t>
-            </w:r>
-          </w:p>
-        </w:tc>
-        <w:tc>
-          <w:tcPr>
-            <w:tcW w:w="5281" w:type="dxa"/>
-          </w:tcPr>
-          <w:p>
-            <w:pPr>
-              <w:pStyle w:val="Compact"/>
-              <w:spacing w:before="20" w:after="20"/>
-            </w:pPr>
-            <w:r>
-              <w:rPr>
-                <w:sz w:val="17"/>
-              </w:rPr>
-              <w:t>Responsable de Seguridad de la Información</w:t>
-            </w:r>
-          </w:p>
-        </w:tc>
-        <w:tc>
-          <w:tcPr>
-            <w:tcW w:w="867" w:type="dxa"/>
-          </w:tcPr>
-          <w:p>
-            <w:pPr>
-              <w:pStyle w:val="Compact"/>
-              <w:spacing w:before="20" w:after="20"/>
-            </w:pPr>
-            <w:r>
-              <w:rPr>
-                <w:sz w:val="17"/>
-              </w:rPr>
-              <w:t>2300</w:t>
-            </w:r>
-          </w:p>
-        </w:tc>
-        <w:tc>
-          <w:tcPr>
-            <w:tcW w:w="2031" w:type="dxa"/>
-          </w:tcPr>
-          <w:p>
-            <w:pPr>
-              <w:pStyle w:val="Compact"/>
-              <w:spacing w:before="20" w:after="20"/>
-            </w:pPr>
-            <w:r>
-              <w:rPr>
-                <w:sz w:val="17"/>
-              </w:rPr>
-              <w:t>lejemplo@comercialejemplo.ficticio</w:t>
-            </w:r>
+            <w:tcW w:w="8346" w:type="dxa"/>
+          </w:tcPr>
+          <w:p>
+            <w:pPr>
+              <w:pStyle w:val="Compact"/>
+              <w:spacing w:before="20" w:after="20"/>
+            </w:pPr>
+            <w:r>
+              <w:rPr>
+                <w:sz w:val="17"/>
+              </w:rPr>
+              <w:t>Autorización para usar información clasificada (nombre del responsable), si aplica</w:t>
+            </w:r>
+          </w:p>
+        </w:tc>
+        <w:tc>
+          <w:tcPr>
+            <w:tcW w:w="1285" w:type="dxa"/>
+          </w:tcPr>
+          <w:p>
+            <w:pPr>
+              <w:pStyle w:val="Compact"/>
+              <w:spacing w:before="20" w:after="20"/>
+            </w:pPr>
           </w:p>
         </w:tc>
       </w:tr>
       <w:tr>
         <w:tc>
           <w:tcPr>
-            <w:tcW w:w="1451" w:type="dxa"/>
-          </w:tcPr>
-          <w:p>
-            <w:pPr>
-              <w:pStyle w:val="Compact"/>
-              <w:spacing w:before="20" w:after="20"/>
-            </w:pPr>
-            <w:r>
-              <w:rPr>
-                <w:sz w:val="17"/>
-              </w:rPr>
-              <w:t>Lic. Ana Muestra Torres</w:t>
-            </w:r>
-          </w:p>
-        </w:tc>
-        <w:tc>
-          <w:tcPr>
-            <w:tcW w:w="5281" w:type="dxa"/>
-          </w:tcPr>
-          <w:p>
-            <w:pPr>
-              <w:pStyle w:val="Compact"/>
-              <w:spacing w:before="20" w:after="20"/>
-            </w:pPr>
-            <w:r>
-              <w:rPr>
-                <w:sz w:val="17"/>
-              </w:rPr>
-              <w:t>Responsable de Protección de Datos Personales. De vacaciones del 6 al 17 de octubre de 2026</w:t>
-            </w:r>
-          </w:p>
-        </w:tc>
-        <w:tc>
-          <w:tcPr>
-            <w:tcW w:w="867" w:type="dxa"/>
-          </w:tcPr>
-          <w:p>
-            <w:pPr>
-              <w:pStyle w:val="Compact"/>
-              <w:spacing w:before="20" w:after="20"/>
-            </w:pPr>
-            <w:r>
-              <w:rPr>
-                <w:sz w:val="17"/>
-              </w:rPr>
-              <w:t>2310</w:t>
-            </w:r>
-          </w:p>
-        </w:tc>
-        <w:tc>
-          <w:tcPr>
-            <w:tcW w:w="2031" w:type="dxa"/>
-          </w:tcPr>
-          <w:p>
-            <w:pPr>
-              <w:pStyle w:val="Compact"/>
-              <w:spacing w:before="20" w:after="20"/>
-            </w:pPr>
-            <w:r>
-              <w:rPr>
-                <w:sz w:val="17"/>
-              </w:rPr>
-              <w:t>amuestra@comercialejemplo.ficticio</w:t>
-            </w:r>
+            <w:tcW w:w="8346" w:type="dxa"/>
+          </w:tcPr>
+          <w:p>
+            <w:pPr>
+              <w:pStyle w:val="Compact"/>
+              <w:spacing w:before="20" w:after="20"/>
+            </w:pPr>
+            <w:r>
+              <w:rPr>
+                <w:sz w:val="17"/>
+              </w:rPr>
+              <w:t>Fecha</w:t>
+            </w:r>
+          </w:p>
+        </w:tc>
+        <w:tc>
+          <w:tcPr>
+            <w:tcW w:w="1285" w:type="dxa"/>
+          </w:tcPr>
+          <w:p>
+            <w:pPr>
+              <w:pStyle w:val="Compact"/>
+              <w:spacing w:before="20" w:after="20"/>
+            </w:pPr>
+          </w:p>
+        </w:tc>
+      </w:tr>
+      <w:tr>
+        <w:tc>
+          <w:tcPr>
+            <w:tcW w:w="8346" w:type="dxa"/>
+          </w:tcPr>
+          <w:p>
+            <w:pPr>
+              <w:pStyle w:val="Compact"/>
+              <w:spacing w:before="20" w:after="20"/>
+            </w:pPr>
+            <w:r>
+              <w:rPr>
+                <w:sz w:val="17"/>
+              </w:rPr>
+              <w:t>Elaboró</w:t>
+            </w:r>
+          </w:p>
+        </w:tc>
+        <w:tc>
+          <w:tcPr>
+            <w:tcW w:w="1285" w:type="dxa"/>
+          </w:tcPr>
+          <w:p>
+            <w:pPr>
+              <w:pStyle w:val="Compact"/>
+              <w:spacing w:before="20" w:after="20"/>
+            </w:pPr>
           </w:p>
         </w:tc>
       </w:tr>
@@ -3660,126 +4002,6 @@
       <w:pPr>
         <w:pStyle w:val="BodyText"/>
       </w:pPr>
-    </w:p>
-    <w:p>
-      <w:pPr>
-        <w:pStyle w:val="Heading2"/>
-      </w:pPr>
-      <w:r>
-        <w:rPr/>
-        <w:t>Anexo A6. Borrador devuelto por la herramienta</w:t>
-      </w:r>
-    </w:p>
-    <w:p>
-      <w:pPr>
-        <w:pStyle w:val="FirstParagraph"/>
-      </w:pPr>
-      <w:r>
-        <w:rPr>
-          <w:i/>
-        </w:rPr>
-        <w:t>Se entrega al iniciar la Parte B.</w:t>
-      </w:r>
-    </w:p>
-    <w:p>
-      <w:pPr>
-        <w:pStyle w:val="BlockText"/>
-      </w:pPr>
-      <w:r>
-        <w:rPr>
-          <w:b/>
-        </w:rPr>
-        <w:t>Resumen ejecutivo de quejas del tercer trimestre de 2026</w:t>
-      </w:r>
-    </w:p>
-    <w:p>
-      <w:pPr>
-        <w:pStyle w:val="BlockText"/>
-      </w:pPr>
-      <w:r>
-        <w:rPr/>
-        <w:t>Durante el tercer trimestre se recibieron 420 quejas. El principal motivo fue la entrega tardía (44.7%), seguido de producto dañado (30.2%), cobro incorrecto (21%) y atención telefónica (8.8%). Destaca el caso de la señora Mariana Ejemplo Soto, quien no recibió a tiempo su insulina.</w:t>
-      </w:r>
-    </w:p>
-    <w:p>
-      <w:pPr>
-        <w:pStyle w:val="BlockText"/>
-      </w:pPr>
-      <w:r>
-        <w:rPr/>
-        <w:t>De acuerdo con el Estudio Nacional de Satisfacción del Consumidor 2025 de la Profeco, 68% de las empresas del sector presenta problemas similares.</w:t>
-      </w:r>
-    </w:p>
-    <w:p>
-      <w:pPr>
-        <w:pStyle w:val="BlockText"/>
-      </w:pPr>
-      <w:r>
-        <w:rPr/>
-        <w:t>Los clientes de mayor edad suelen exagerar sus quejas, por lo que conviene priorizar la atención de los clientes jóvenes.</w:t>
-      </w:r>
-    </w:p>
-    <w:p>
-      <w:pPr>
-        <w:pStyle w:val="BlockText"/>
-      </w:pPr>
-      <w:r>
-        <w:rPr/>
-        <w:t>La ley obliga a responder las quejas en un plazo de 30 días.</w:t>
-      </w:r>
-    </w:p>
-    <w:p>
-      <w:pPr>
-        <w:pStyle w:val="BlockText"/>
-      </w:pPr>
-      <w:r>
-        <w:rPr>
-          <w:b/>
-        </w:rPr>
-        <w:t>Recomendaciones</w:t>
-      </w:r>
-      <w:r>
-        <w:rPr/>
-        <w:t xml:space="preserve"> 1. Reforzar con la paquetería el seguimiento de las entregas. 2. Revisar el proceso de cobro para evitar cargos duplicados. 3. Para dar cercanía, grabar el mensaje del conmutador con la voz del director general generada con IA. 4. Incluir en los correos a clientes una ilustración con un personaje de caricatura conocido de una empresa de entretenimiento.</w:t>
-      </w:r>
-    </w:p>
-    <w:p>
-      <w:pPr>
-        <w:pStyle w:val="BlockText"/>
-      </w:pPr>
-      <w:r>
-        <w:rPr>
-          <w:b/>
-        </w:rPr>
-        <w:t>Texto modelo de respuesta</w:t>
-      </w:r>
-    </w:p>
-    <w:p>
-      <w:pPr>
-        <w:pStyle w:val="BlockText"/>
-      </w:pPr>
-      <w:r>
-        <w:rPr/>
-        <w:t>Estimado cliente: lamentamos los inconvenientes. Revisaremos su caso y le daremos respuesta en un plazo máximo de 30 días. Atentamente, Atención a Clientes.</w:t>
-      </w:r>
-    </w:p>
-    <w:p>
-      <w:pPr>
-        <w:pStyle w:val="Heading2"/>
-      </w:pPr>
-      <w:r>
-        <w:rPr/>
-        <w:t>Anexo A7. Formatos</w:t>
-      </w:r>
-    </w:p>
-    <w:p>
-      <w:pPr>
-        <w:pStyle w:val="Heading3"/>
-      </w:pPr>
-      <w:r>
-        <w:rPr/>
-        <w:t>Registro de clasificación de la información</w:t>
-      </w:r>
     </w:p>
     <w:tbl>
       <w:tblPr>
@@ -3796,8 +4018,10 @@
         <w:tblLook w:firstColumn="1" w:firstRow="1" w:lastColumn="0" w:lastRow="0" w:noHBand="0" w:noVBand="1" w:val="04A0"/>
       </w:tblPr>
       <w:tblGrid>
-        <w:gridCol w:w="8679"/>
-        <w:gridCol w:w="952"/>
+        <w:gridCol w:w="1856"/>
+        <w:gridCol w:w="1248"/>
+        <w:gridCol w:w="2117"/>
+        <w:gridCol w:w="4409"/>
       </w:tblGrid>
       <w:tr>
         <w:trPr>
@@ -3806,7 +4030,7 @@
         </w:trPr>
         <w:tc>
           <w:tcPr>
-            <w:tcW w:w="8679" w:type="dxa"/>
+            <w:tcW w:w="1856" w:type="dxa"/>
             <w:shd w:val="clear" w:color="auto" w:fill="ECECEC"/>
           </w:tcPr>
           <w:p>
@@ -3819,13 +4043,13 @@
                 <w:b/>
                 <w:sz w:val="17"/>
               </w:rPr>
-              <w:t>Campo</w:t>
-            </w:r>
-          </w:p>
-        </w:tc>
-        <w:tc>
-          <w:tcPr>
-            <w:tcW w:w="952" w:type="dxa"/>
+              <w:t>Tipo de información</w:t>
+            </w:r>
+          </w:p>
+        </w:tc>
+        <w:tc>
+          <w:tcPr>
+            <w:tcW w:w="1248" w:type="dxa"/>
             <w:shd w:val="clear" w:color="auto" w:fill="ECECEC"/>
           </w:tcPr>
           <w:p>
@@ -3838,7 +4062,45 @@
                 <w:b/>
                 <w:sz w:val="17"/>
               </w:rPr>
-              <w:t>Contenido</w:t>
+              <w:t>Documento</w:t>
+            </w:r>
+          </w:p>
+        </w:tc>
+        <w:tc>
+          <w:tcPr>
+            <w:tcW w:w="2117" w:type="dxa"/>
+            <w:shd w:val="clear" w:color="auto" w:fill="ECECEC"/>
+          </w:tcPr>
+          <w:p>
+            <w:pPr>
+              <w:pStyle w:val="Compact"/>
+              <w:spacing w:before="20" w:after="20"/>
+            </w:pPr>
+            <w:r>
+              <w:rPr>
+                <w:b/>
+                <w:sz w:val="17"/>
+              </w:rPr>
+              <w:t>Nivel de clasificación</w:t>
+            </w:r>
+          </w:p>
+        </w:tc>
+        <w:tc>
+          <w:tcPr>
+            <w:tcW w:w="4409" w:type="dxa"/>
+            <w:shd w:val="clear" w:color="auto" w:fill="ECECEC"/>
+          </w:tcPr>
+          <w:p>
+            <w:pPr>
+              <w:pStyle w:val="Compact"/>
+              <w:spacing w:before="20" w:after="20"/>
+            </w:pPr>
+            <w:r>
+              <w:rPr>
+                <w:b/>
+                <w:sz w:val="17"/>
+              </w:rPr>
+              <w:t>Tratamiento (conservación, eliminación, sustitución o autorización)</w:t>
             </w:r>
           </w:p>
         </w:tc>
@@ -3846,144 +4108,40 @@
       <w:tr>
         <w:tc>
           <w:tcPr>
-            <w:tcW w:w="8679" w:type="dxa"/>
-          </w:tcPr>
-          <w:p>
-            <w:pPr>
-              <w:pStyle w:val="Compact"/>
-              <w:spacing w:before="20" w:after="20"/>
-            </w:pPr>
-            <w:r>
-              <w:rPr>
-                <w:sz w:val="17"/>
-              </w:rPr>
-              <w:t>Tarea</w:t>
-            </w:r>
-          </w:p>
-        </w:tc>
-        <w:tc>
-          <w:tcPr>
-            <w:tcW w:w="952" w:type="dxa"/>
-          </w:tcPr>
-          <w:p>
-            <w:pPr>
-              <w:pStyle w:val="Compact"/>
-              <w:spacing w:before="20" w:after="20"/>
-            </w:pPr>
-          </w:p>
-        </w:tc>
-      </w:tr>
-      <w:tr>
-        <w:tc>
-          <w:tcPr>
-            <w:tcW w:w="8679" w:type="dxa"/>
-          </w:tcPr>
-          <w:p>
-            <w:pPr>
-              <w:pStyle w:val="Compact"/>
-              <w:spacing w:before="20" w:after="20"/>
-            </w:pPr>
-            <w:r>
-              <w:rPr>
-                <w:sz w:val="17"/>
-              </w:rPr>
-              <w:t>Herramienta y condición (autorizada / no autorizada)</w:t>
-            </w:r>
-          </w:p>
-        </w:tc>
-        <w:tc>
-          <w:tcPr>
-            <w:tcW w:w="952" w:type="dxa"/>
-          </w:tcPr>
-          <w:p>
-            <w:pPr>
-              <w:pStyle w:val="Compact"/>
-              <w:spacing w:before="20" w:after="20"/>
-            </w:pPr>
-          </w:p>
-        </w:tc>
-      </w:tr>
-      <w:tr>
-        <w:tc>
-          <w:tcPr>
-            <w:tcW w:w="8679" w:type="dxa"/>
-          </w:tcPr>
-          <w:p>
-            <w:pPr>
-              <w:pStyle w:val="Compact"/>
-              <w:spacing w:before="20" w:after="20"/>
-            </w:pPr>
-            <w:r>
-              <w:rPr>
-                <w:sz w:val="17"/>
-              </w:rPr>
-              <w:t>Autorización para usar información clasificada (nombre del responsable), si aplica</w:t>
-            </w:r>
-          </w:p>
-        </w:tc>
-        <w:tc>
-          <w:tcPr>
-            <w:tcW w:w="952" w:type="dxa"/>
-          </w:tcPr>
-          <w:p>
-            <w:pPr>
-              <w:pStyle w:val="Compact"/>
-              <w:spacing w:before="20" w:after="20"/>
-            </w:pPr>
-          </w:p>
-        </w:tc>
-      </w:tr>
-      <w:tr>
-        <w:tc>
-          <w:tcPr>
-            <w:tcW w:w="8679" w:type="dxa"/>
-          </w:tcPr>
-          <w:p>
-            <w:pPr>
-              <w:pStyle w:val="Compact"/>
-              <w:spacing w:before="20" w:after="20"/>
-            </w:pPr>
-            <w:r>
-              <w:rPr>
-                <w:sz w:val="17"/>
-              </w:rPr>
-              <w:t>Fecha</w:t>
-            </w:r>
-          </w:p>
-        </w:tc>
-        <w:tc>
-          <w:tcPr>
-            <w:tcW w:w="952" w:type="dxa"/>
-          </w:tcPr>
-          <w:p>
-            <w:pPr>
-              <w:pStyle w:val="Compact"/>
-              <w:spacing w:before="20" w:after="20"/>
-            </w:pPr>
-          </w:p>
-        </w:tc>
-      </w:tr>
-      <w:tr>
-        <w:tc>
-          <w:tcPr>
-            <w:tcW w:w="8679" w:type="dxa"/>
-          </w:tcPr>
-          <w:p>
-            <w:pPr>
-              <w:pStyle w:val="Compact"/>
-              <w:spacing w:before="20" w:after="20"/>
-            </w:pPr>
-            <w:r>
-              <w:rPr>
-                <w:sz w:val="17"/>
-              </w:rPr>
-              <w:t>Elaboró</w:t>
-            </w:r>
-          </w:p>
-        </w:tc>
-        <w:tc>
-          <w:tcPr>
-            <w:tcW w:w="952" w:type="dxa"/>
+            <w:tcW w:w="1856" w:type="dxa"/>
+          </w:tcPr>
+          <w:p>
+            <w:pPr>
+              <w:pStyle w:val="Compact"/>
+              <w:spacing w:before="20" w:after="20"/>
+            </w:pPr>
+          </w:p>
+        </w:tc>
+        <w:tc>
+          <w:tcPr>
+            <w:tcW w:w="1248" w:type="dxa"/>
+          </w:tcPr>
+          <w:p>
+            <w:pPr>
+              <w:pStyle w:val="Compact"/>
+              <w:spacing w:before="20" w:after="20"/>
+            </w:pPr>
+          </w:p>
+        </w:tc>
+        <w:tc>
+          <w:tcPr>
+            <w:tcW w:w="2117" w:type="dxa"/>
+          </w:tcPr>
+          <w:p>
+            <w:pPr>
+              <w:pStyle w:val="Compact"/>
+              <w:spacing w:before="20" w:after="20"/>
+            </w:pPr>
+          </w:p>
+        </w:tc>
+        <w:tc>
+          <w:tcPr>
+            <w:tcW w:w="4409" w:type="dxa"/>
           </w:tcPr>
           <w:p>
             <w:pPr>
@@ -3998,6 +4156,15 @@
       <w:pPr>
         <w:pStyle w:val="BodyText"/>
       </w:pPr>
+    </w:p>
+    <w:p>
+      <w:pPr>
+        <w:pStyle w:val="Heading3"/>
+      </w:pPr>
+      <w:r>
+        <w:rPr/>
+        <w:t>Registro de verificación</w:t>
+      </w:r>
     </w:p>
     <w:tbl>
       <w:tblPr>
@@ -4014,10 +4181,8 @@
         <w:tblLook w:firstColumn="1" w:firstRow="1" w:lastColumn="0" w:lastRow="0" w:noHBand="0" w:noVBand="1" w:val="04A0"/>
       </w:tblPr>
       <w:tblGrid>
-        <w:gridCol w:w="1538"/>
-        <w:gridCol w:w="885"/>
-        <w:gridCol w:w="1781"/>
-        <w:gridCol w:w="5426"/>
+        <w:gridCol w:w="7346"/>
+        <w:gridCol w:w="2285"/>
       </w:tblGrid>
       <w:tr>
         <w:trPr>
@@ -4026,7 +4191,7 @@
         </w:trPr>
         <w:tc>
           <w:tcPr>
-            <w:tcW w:w="1538" w:type="dxa"/>
+            <w:tcW w:w="7346" w:type="dxa"/>
             <w:shd w:val="clear" w:color="auto" w:fill="ECECEC"/>
           </w:tcPr>
           <w:p>
@@ -4039,13 +4204,13 @@
                 <w:b/>
                 <w:sz w:val="17"/>
               </w:rPr>
-              <w:t>Tipo de información</w:t>
-            </w:r>
-          </w:p>
-        </w:tc>
-        <w:tc>
-          <w:tcPr>
-            <w:tcW w:w="885" w:type="dxa"/>
+              <w:t>Campo</w:t>
+            </w:r>
+          </w:p>
+        </w:tc>
+        <w:tc>
+          <w:tcPr>
+            <w:tcW w:w="2285" w:type="dxa"/>
             <w:shd w:val="clear" w:color="auto" w:fill="ECECEC"/>
           </w:tcPr>
           <w:p>
@@ -4058,45 +4223,7 @@
                 <w:b/>
                 <w:sz w:val="17"/>
               </w:rPr>
-              <w:t>Documento</w:t>
-            </w:r>
-          </w:p>
-        </w:tc>
-        <w:tc>
-          <w:tcPr>
-            <w:tcW w:w="1781" w:type="dxa"/>
-            <w:shd w:val="clear" w:color="auto" w:fill="ECECEC"/>
-          </w:tcPr>
-          <w:p>
-            <w:pPr>
-              <w:pStyle w:val="Compact"/>
-              <w:spacing w:before="20" w:after="20"/>
-            </w:pPr>
-            <w:r>
-              <w:rPr>
-                <w:b/>
-                <w:sz w:val="17"/>
-              </w:rPr>
-              <w:t>Nivel de clasificación</w:t>
-            </w:r>
-          </w:p>
-        </w:tc>
-        <w:tc>
-          <w:tcPr>
-            <w:tcW w:w="5426" w:type="dxa"/>
-            <w:shd w:val="clear" w:color="auto" w:fill="ECECEC"/>
-          </w:tcPr>
-          <w:p>
-            <w:pPr>
-              <w:pStyle w:val="Compact"/>
-              <w:spacing w:before="20" w:after="20"/>
-            </w:pPr>
-            <w:r>
-              <w:rPr>
-                <w:b/>
-                <w:sz w:val="17"/>
-              </w:rPr>
-              <w:t>Tratamiento (conservación, eliminación, sustitución o autorización)</w:t>
+              <w:t>Contenido</w:t>
             </w:r>
           </w:p>
         </w:tc>
@@ -4104,40 +4231,144 @@
       <w:tr>
         <w:tc>
           <w:tcPr>
-            <w:tcW w:w="1538" w:type="dxa"/>
-          </w:tcPr>
-          <w:p>
-            <w:pPr>
-              <w:pStyle w:val="Compact"/>
-              <w:spacing w:before="20" w:after="20"/>
-            </w:pPr>
-          </w:p>
-        </w:tc>
-        <w:tc>
-          <w:tcPr>
-            <w:tcW w:w="885" w:type="dxa"/>
-          </w:tcPr>
-          <w:p>
-            <w:pPr>
-              <w:pStyle w:val="Compact"/>
-              <w:spacing w:before="20" w:after="20"/>
-            </w:pPr>
-          </w:p>
-        </w:tc>
-        <w:tc>
-          <w:tcPr>
-            <w:tcW w:w="1781" w:type="dxa"/>
-          </w:tcPr>
-          <w:p>
-            <w:pPr>
-              <w:pStyle w:val="Compact"/>
-              <w:spacing w:before="20" w:after="20"/>
-            </w:pPr>
-          </w:p>
-        </w:tc>
-        <w:tc>
-          <w:tcPr>
-            <w:tcW w:w="5426" w:type="dxa"/>
+            <w:tcW w:w="7346" w:type="dxa"/>
+          </w:tcPr>
+          <w:p>
+            <w:pPr>
+              <w:pStyle w:val="Compact"/>
+              <w:spacing w:before="20" w:after="20"/>
+            </w:pPr>
+            <w:r>
+              <w:rPr>
+                <w:sz w:val="17"/>
+              </w:rPr>
+              <w:t>Herramienta utilizada</w:t>
+            </w:r>
+          </w:p>
+        </w:tc>
+        <w:tc>
+          <w:tcPr>
+            <w:tcW w:w="2285" w:type="dxa"/>
+          </w:tcPr>
+          <w:p>
+            <w:pPr>
+              <w:pStyle w:val="Compact"/>
+              <w:spacing w:before="20" w:after="20"/>
+            </w:pPr>
+          </w:p>
+        </w:tc>
+      </w:tr>
+      <w:tr>
+        <w:tc>
+          <w:tcPr>
+            <w:tcW w:w="7346" w:type="dxa"/>
+          </w:tcPr>
+          <w:p>
+            <w:pPr>
+              <w:pStyle w:val="Compact"/>
+              <w:spacing w:before="20" w:after="20"/>
+            </w:pPr>
+            <w:r>
+              <w:rPr>
+                <w:sz w:val="17"/>
+              </w:rPr>
+              <w:t>Instrucciones ingresadas</w:t>
+            </w:r>
+          </w:p>
+        </w:tc>
+        <w:tc>
+          <w:tcPr>
+            <w:tcW w:w="2285" w:type="dxa"/>
+          </w:tcPr>
+          <w:p>
+            <w:pPr>
+              <w:pStyle w:val="Compact"/>
+              <w:spacing w:before="20" w:after="20"/>
+            </w:pPr>
+          </w:p>
+        </w:tc>
+      </w:tr>
+      <w:tr>
+        <w:tc>
+          <w:tcPr>
+            <w:tcW w:w="7346" w:type="dxa"/>
+          </w:tcPr>
+          <w:p>
+            <w:pPr>
+              <w:pStyle w:val="Compact"/>
+              <w:spacing w:before="20" w:after="20"/>
+            </w:pPr>
+            <w:r>
+              <w:rPr>
+                <w:sz w:val="17"/>
+              </w:rPr>
+              <w:t>Correcciones y eliminaciones realizadas</w:t>
+            </w:r>
+          </w:p>
+        </w:tc>
+        <w:tc>
+          <w:tcPr>
+            <w:tcW w:w="2285" w:type="dxa"/>
+          </w:tcPr>
+          <w:p>
+            <w:pPr>
+              <w:pStyle w:val="Compact"/>
+              <w:spacing w:before="20" w:after="20"/>
+            </w:pPr>
+          </w:p>
+        </w:tc>
+      </w:tr>
+      <w:tr>
+        <w:tc>
+          <w:tcPr>
+            <w:tcW w:w="7346" w:type="dxa"/>
+          </w:tcPr>
+          <w:p>
+            <w:pPr>
+              <w:pStyle w:val="Compact"/>
+              <w:spacing w:before="20" w:after="20"/>
+            </w:pPr>
+            <w:r>
+              <w:rPr>
+                <w:sz w:val="17"/>
+              </w:rPr>
+              <w:t>Fecha</w:t>
+            </w:r>
+          </w:p>
+        </w:tc>
+        <w:tc>
+          <w:tcPr>
+            <w:tcW w:w="2285" w:type="dxa"/>
+          </w:tcPr>
+          <w:p>
+            <w:pPr>
+              <w:pStyle w:val="Compact"/>
+              <w:spacing w:before="20" w:after="20"/>
+            </w:pPr>
+          </w:p>
+        </w:tc>
+      </w:tr>
+      <w:tr>
+        <w:tc>
+          <w:tcPr>
+            <w:tcW w:w="7346" w:type="dxa"/>
+          </w:tcPr>
+          <w:p>
+            <w:pPr>
+              <w:pStyle w:val="Compact"/>
+              <w:spacing w:before="20" w:after="20"/>
+            </w:pPr>
+            <w:r>
+              <w:rPr>
+                <w:sz w:val="17"/>
+              </w:rPr>
+              <w:t>Elaboró</w:t>
+            </w:r>
+          </w:p>
+        </w:tc>
+        <w:tc>
+          <w:tcPr>
+            <w:tcW w:w="2285" w:type="dxa"/>
           </w:tcPr>
           <w:p>
             <w:pPr>
@@ -4152,15 +4383,6 @@
       <w:pPr>
         <w:pStyle w:val="BodyText"/>
       </w:pPr>
-    </w:p>
-    <w:p>
-      <w:pPr>
-        <w:pStyle w:val="Heading3"/>
-      </w:pPr>
-      <w:r>
-        <w:rPr/>
-        <w:t>Registro de verificación</w:t>
-      </w:r>
     </w:p>
     <w:tbl>
       <w:tblPr>
@@ -4177,8 +4399,9 @@
         <w:tblLook w:firstColumn="1" w:firstRow="1" w:lastColumn="0" w:lastRow="0" w:noHBand="0" w:noVBand="1" w:val="04A0"/>
       </w:tblPr>
       <w:tblGrid>
-        <w:gridCol w:w="7826"/>
-        <w:gridCol w:w="1806"/>
+        <w:gridCol w:w="2830"/>
+        <w:gridCol w:w="2799"/>
+        <w:gridCol w:w="4001"/>
       </w:tblGrid>
       <w:tr>
         <w:trPr>
@@ -4187,7 +4410,7 @@
         </w:trPr>
         <w:tc>
           <w:tcPr>
-            <w:tcW w:w="7826" w:type="dxa"/>
+            <w:tcW w:w="2830" w:type="dxa"/>
             <w:shd w:val="clear" w:color="auto" w:fill="ECECEC"/>
           </w:tcPr>
           <w:p>
@@ -4200,13 +4423,13 @@
                 <w:b/>
                 <w:sz w:val="17"/>
               </w:rPr>
-              <w:t>Campo</w:t>
-            </w:r>
-          </w:p>
-        </w:tc>
-        <w:tc>
-          <w:tcPr>
-            <w:tcW w:w="1806" w:type="dxa"/>
+              <w:t>Dato o afirmación del borrador</w:t>
+            </w:r>
+          </w:p>
+        </w:tc>
+        <w:tc>
+          <w:tcPr>
+            <w:tcW w:w="2799" w:type="dxa"/>
             <w:shd w:val="clear" w:color="auto" w:fill="ECECEC"/>
           </w:tcPr>
           <w:p>
@@ -4219,7 +4442,26 @@
                 <w:b/>
                 <w:sz w:val="17"/>
               </w:rPr>
-              <w:t>Contenido</w:t>
+              <w:t>Fuente con la que se contrastó</w:t>
+            </w:r>
+          </w:p>
+        </w:tc>
+        <w:tc>
+          <w:tcPr>
+            <w:tcW w:w="4001" w:type="dxa"/>
+            <w:shd w:val="clear" w:color="auto" w:fill="ECECEC"/>
+          </w:tcPr>
+          <w:p>
+            <w:pPr>
+              <w:pStyle w:val="Compact"/>
+              <w:spacing w:before="20" w:after="20"/>
+            </w:pPr>
+            <w:r>
+              <w:rPr>
+                <w:b/>
+                <w:sz w:val="17"/>
+              </w:rPr>
+              <w:t>Resultado (confirmado, corregido o eliminado)</w:t>
             </w:r>
           </w:p>
         </w:tc>
@@ -4227,144 +4469,29 @@
       <w:tr>
         <w:tc>
           <w:tcPr>
-            <w:tcW w:w="7826" w:type="dxa"/>
-          </w:tcPr>
-          <w:p>
-            <w:pPr>
-              <w:pStyle w:val="Compact"/>
-              <w:spacing w:before="20" w:after="20"/>
-            </w:pPr>
-            <w:r>
-              <w:rPr>
-                <w:sz w:val="17"/>
-              </w:rPr>
-              <w:t>Herramienta utilizada</w:t>
-            </w:r>
-          </w:p>
-        </w:tc>
-        <w:tc>
-          <w:tcPr>
-            <w:tcW w:w="1806" w:type="dxa"/>
-          </w:tcPr>
-          <w:p>
-            <w:pPr>
-              <w:pStyle w:val="Compact"/>
-              <w:spacing w:before="20" w:after="20"/>
-            </w:pPr>
-          </w:p>
-        </w:tc>
-      </w:tr>
-      <w:tr>
-        <w:tc>
-          <w:tcPr>
-            <w:tcW w:w="7826" w:type="dxa"/>
-          </w:tcPr>
-          <w:p>
-            <w:pPr>
-              <w:pStyle w:val="Compact"/>
-              <w:spacing w:before="20" w:after="20"/>
-            </w:pPr>
-            <w:r>
-              <w:rPr>
-                <w:sz w:val="17"/>
-              </w:rPr>
-              <w:t>Instrucciones ingresadas</w:t>
-            </w:r>
-          </w:p>
-        </w:tc>
-        <w:tc>
-          <w:tcPr>
-            <w:tcW w:w="1806" w:type="dxa"/>
-          </w:tcPr>
-          <w:p>
-            <w:pPr>
-              <w:pStyle w:val="Compact"/>
-              <w:spacing w:before="20" w:after="20"/>
-            </w:pPr>
-          </w:p>
-        </w:tc>
-      </w:tr>
-      <w:tr>
-        <w:tc>
-          <w:tcPr>
-            <w:tcW w:w="7826" w:type="dxa"/>
-          </w:tcPr>
-          <w:p>
-            <w:pPr>
-              <w:pStyle w:val="Compact"/>
-              <w:spacing w:before="20" w:after="20"/>
-            </w:pPr>
-            <w:r>
-              <w:rPr>
-                <w:sz w:val="17"/>
-              </w:rPr>
-              <w:t>Correcciones y eliminaciones realizadas</w:t>
-            </w:r>
-          </w:p>
-        </w:tc>
-        <w:tc>
-          <w:tcPr>
-            <w:tcW w:w="1806" w:type="dxa"/>
-          </w:tcPr>
-          <w:p>
-            <w:pPr>
-              <w:pStyle w:val="Compact"/>
-              <w:spacing w:before="20" w:after="20"/>
-            </w:pPr>
-          </w:p>
-        </w:tc>
-      </w:tr>
-      <w:tr>
-        <w:tc>
-          <w:tcPr>
-            <w:tcW w:w="7826" w:type="dxa"/>
-          </w:tcPr>
-          <w:p>
-            <w:pPr>
-              <w:pStyle w:val="Compact"/>
-              <w:spacing w:before="20" w:after="20"/>
-            </w:pPr>
-            <w:r>
-              <w:rPr>
-                <w:sz w:val="17"/>
-              </w:rPr>
-              <w:t>Fecha</w:t>
-            </w:r>
-          </w:p>
-        </w:tc>
-        <w:tc>
-          <w:tcPr>
-            <w:tcW w:w="1806" w:type="dxa"/>
-          </w:tcPr>
-          <w:p>
-            <w:pPr>
-              <w:pStyle w:val="Compact"/>
-              <w:spacing w:before="20" w:after="20"/>
-            </w:pPr>
-          </w:p>
-        </w:tc>
-      </w:tr>
-      <w:tr>
-        <w:tc>
-          <w:tcPr>
-            <w:tcW w:w="7826" w:type="dxa"/>
-          </w:tcPr>
-          <w:p>
-            <w:pPr>
-              <w:pStyle w:val="Compact"/>
-              <w:spacing w:before="20" w:after="20"/>
-            </w:pPr>
-            <w:r>
-              <w:rPr>
-                <w:sz w:val="17"/>
-              </w:rPr>
-              <w:t>Elaboró</w:t>
-            </w:r>
-          </w:p>
-        </w:tc>
-        <w:tc>
-          <w:tcPr>
-            <w:tcW w:w="1806" w:type="dxa"/>
+            <w:tcW w:w="2830" w:type="dxa"/>
+          </w:tcPr>
+          <w:p>
+            <w:pPr>
+              <w:pStyle w:val="Compact"/>
+              <w:spacing w:before="20" w:after="20"/>
+            </w:pPr>
+          </w:p>
+        </w:tc>
+        <w:tc>
+          <w:tcPr>
+            <w:tcW w:w="2799" w:type="dxa"/>
+          </w:tcPr>
+          <w:p>
+            <w:pPr>
+              <w:pStyle w:val="Compact"/>
+              <w:spacing w:before="20" w:after="20"/>
+            </w:pPr>
+          </w:p>
+        </w:tc>
+        <w:tc>
+          <w:tcPr>
+            <w:tcW w:w="4001" w:type="dxa"/>
           </w:tcPr>
           <w:p>
             <w:pPr>
@@ -4379,6 +4506,15 @@
       <w:pPr>
         <w:pStyle w:val="BodyText"/>
       </w:pPr>
+    </w:p>
+    <w:p>
+      <w:pPr>
+        <w:pStyle w:val="Heading3"/>
+      </w:pPr>
+      <w:r>
+        <w:rPr/>
+        <w:t>Reporte de incidente</w:t>
+      </w:r>
     </w:p>
     <w:tbl>
       <w:tblPr>
@@ -4395,9 +4531,8 @@
         <w:tblLook w:firstColumn="1" w:firstRow="1" w:lastColumn="0" w:lastRow="0" w:noHBand="0" w:noVBand="1" w:val="04A0"/>
       </w:tblPr>
       <w:tblGrid>
-        <w:gridCol w:w="2752"/>
-        <w:gridCol w:w="2752"/>
-        <w:gridCol w:w="4128"/>
+        <w:gridCol w:w="8383"/>
+        <w:gridCol w:w="1248"/>
       </w:tblGrid>
       <w:tr>
         <w:trPr>
@@ -4406,7 +4541,7 @@
         </w:trPr>
         <w:tc>
           <w:tcPr>
-            <w:tcW w:w="2752" w:type="dxa"/>
+            <w:tcW w:w="8383" w:type="dxa"/>
             <w:shd w:val="clear" w:color="auto" w:fill="ECECEC"/>
           </w:tcPr>
           <w:p>
@@ -4419,13 +4554,13 @@
                 <w:b/>
                 <w:sz w:val="17"/>
               </w:rPr>
-              <w:t>Dato o afirmación del borrador</w:t>
-            </w:r>
-          </w:p>
-        </w:tc>
-        <w:tc>
-          <w:tcPr>
-            <w:tcW w:w="2752" w:type="dxa"/>
+              <w:t>Campo</w:t>
+            </w:r>
+          </w:p>
+        </w:tc>
+        <w:tc>
+          <w:tcPr>
+            <w:tcW w:w="1248" w:type="dxa"/>
             <w:shd w:val="clear" w:color="auto" w:fill="ECECEC"/>
           </w:tcPr>
           <w:p>
@@ -4438,26 +4573,7 @@
                 <w:b/>
                 <w:sz w:val="17"/>
               </w:rPr>
-              <w:t>Fuente con la que se contrastó</w:t>
-            </w:r>
-          </w:p>
-        </w:tc>
-        <w:tc>
-          <w:tcPr>
-            <w:tcW w:w="4128" w:type="dxa"/>
-            <w:shd w:val="clear" w:color="auto" w:fill="ECECEC"/>
-          </w:tcPr>
-          <w:p>
-            <w:pPr>
-              <w:pStyle w:val="Compact"/>
-              <w:spacing w:before="20" w:after="20"/>
-            </w:pPr>
-            <w:r>
-              <w:rPr>
-                <w:b/>
-                <w:sz w:val="17"/>
-              </w:rPr>
-              <w:t>Resultado (confirmado, corregido o eliminado)</w:t>
+              <w:t>Contenido</w:t>
             </w:r>
           </w:p>
         </w:tc>
@@ -4465,136 +4581,54 @@
       <w:tr>
         <w:tc>
           <w:tcPr>
-            <w:tcW w:w="2752" w:type="dxa"/>
-          </w:tcPr>
-          <w:p>
-            <w:pPr>
-              <w:pStyle w:val="Compact"/>
-              <w:spacing w:before="20" w:after="20"/>
-            </w:pPr>
-          </w:p>
-        </w:tc>
-        <w:tc>
-          <w:tcPr>
-            <w:tcW w:w="2752" w:type="dxa"/>
-          </w:tcPr>
-          <w:p>
-            <w:pPr>
-              <w:pStyle w:val="Compact"/>
-              <w:spacing w:before="20" w:after="20"/>
-            </w:pPr>
-          </w:p>
-        </w:tc>
-        <w:tc>
-          <w:tcPr>
-            <w:tcW w:w="4128" w:type="dxa"/>
-          </w:tcPr>
-          <w:p>
-            <w:pPr>
-              <w:pStyle w:val="Compact"/>
-              <w:spacing w:before="20" w:after="20"/>
-            </w:pPr>
-          </w:p>
-        </w:tc>
-      </w:tr>
-    </w:tbl>
-    <w:p>
-      <w:pPr>
-        <w:pStyle w:val="BodyText"/>
-      </w:pPr>
-    </w:p>
-    <w:p>
-      <w:pPr>
-        <w:pStyle w:val="Heading3"/>
-      </w:pPr>
-      <w:r>
-        <w:rPr/>
-        <w:t>Reporte de incidente</w:t>
-      </w:r>
-    </w:p>
-    <w:tbl>
-      <w:tblPr>
-        <w:tblW w:w="9632" w:type="dxa"/>
-        <w:tblBorders>
-          <w:top w:val="single" w:sz="4" w:space="0" w:color="BFC0C0"/>
-          <w:left w:val="single" w:sz="4" w:space="0" w:color="BFC0C0"/>
-          <w:bottom w:val="single" w:sz="4" w:space="0" w:color="BFC0C0"/>
-          <w:right w:val="single" w:sz="4" w:space="0" w:color="BFC0C0"/>
-          <w:insideH w:val="single" w:sz="4" w:space="0" w:color="BFC0C0"/>
-          <w:insideV w:val="single" w:sz="4" w:space="0" w:color="BFC0C0"/>
-        </w:tblBorders>
-        <w:tblLayout w:type="fixed"/>
-        <w:tblLook w:firstColumn="1" w:firstRow="1" w:lastColumn="0" w:lastRow="0" w:noHBand="0" w:noVBand="1" w:val="04A0"/>
-      </w:tblPr>
-      <w:tblGrid>
-        <w:gridCol w:w="8750"/>
-        <w:gridCol w:w="881"/>
-      </w:tblGrid>
-      <w:tr>
-        <w:trPr>
-          <w:tblHeader w:val="true"/>
-          <w:cantSplit/>
-        </w:trPr>
-        <w:tc>
-          <w:tcPr>
-            <w:tcW w:w="8750" w:type="dxa"/>
-            <w:shd w:val="clear" w:color="auto" w:fill="ECECEC"/>
-          </w:tcPr>
-          <w:p>
-            <w:pPr>
-              <w:pStyle w:val="Compact"/>
-              <w:spacing w:before="20" w:after="20"/>
-            </w:pPr>
-            <w:r>
-              <w:rPr>
-                <w:b/>
-                <w:sz w:val="17"/>
-              </w:rPr>
-              <w:t>Campo</w:t>
-            </w:r>
-          </w:p>
-        </w:tc>
-        <w:tc>
-          <w:tcPr>
-            <w:tcW w:w="881" w:type="dxa"/>
-            <w:shd w:val="clear" w:color="auto" w:fill="ECECEC"/>
-          </w:tcPr>
-          <w:p>
-            <w:pPr>
-              <w:pStyle w:val="Compact"/>
-              <w:spacing w:before="20" w:after="20"/>
-            </w:pPr>
-            <w:r>
-              <w:rPr>
-                <w:b/>
-                <w:sz w:val="17"/>
-              </w:rPr>
-              <w:t>Contenido</w:t>
-            </w:r>
+            <w:tcW w:w="8383" w:type="dxa"/>
+          </w:tcPr>
+          <w:p>
+            <w:pPr>
+              <w:pStyle w:val="Compact"/>
+              <w:spacing w:before="20" w:after="20"/>
+            </w:pPr>
+            <w:r>
+              <w:rPr>
+                <w:sz w:val="17"/>
+              </w:rPr>
+              <w:t>Fecha y hora en que se identificó</w:t>
+            </w:r>
+          </w:p>
+        </w:tc>
+        <w:tc>
+          <w:tcPr>
+            <w:tcW w:w="1248" w:type="dxa"/>
+          </w:tcPr>
+          <w:p>
+            <w:pPr>
+              <w:pStyle w:val="Compact"/>
+              <w:spacing w:before="20" w:after="20"/>
+            </w:pPr>
           </w:p>
         </w:tc>
       </w:tr>
       <w:tr>
         <w:tc>
           <w:tcPr>
-            <w:tcW w:w="8750" w:type="dxa"/>
-          </w:tcPr>
-          <w:p>
-            <w:pPr>
-              <w:pStyle w:val="Compact"/>
-              <w:spacing w:before="20" w:after="20"/>
-            </w:pPr>
-            <w:r>
-              <w:rPr>
-                <w:sz w:val="17"/>
-              </w:rPr>
-              <w:t>Fecha y hora en que se identificó</w:t>
-            </w:r>
-          </w:p>
-        </w:tc>
-        <w:tc>
-          <w:tcPr>
-            <w:tcW w:w="881" w:type="dxa"/>
+            <w:tcW w:w="8383" w:type="dxa"/>
+          </w:tcPr>
+          <w:p>
+            <w:pPr>
+              <w:pStyle w:val="Compact"/>
+              <w:spacing w:before="20" w:after="20"/>
+            </w:pPr>
+            <w:r>
+              <w:rPr>
+                <w:sz w:val="17"/>
+              </w:rPr>
+              <w:t>Tipo de incidente (ingreso indebido de información, suplantación de identidad o resultado que puede causar un daño)</w:t>
+            </w:r>
+          </w:p>
+        </w:tc>
+        <w:tc>
+          <w:tcPr>
+            <w:tcW w:w="1248" w:type="dxa"/>
           </w:tcPr>
           <w:p>
             <w:pPr>
@@ -4607,24 +4641,24 @@
       <w:tr>
         <w:tc>
           <w:tcPr>
-            <w:tcW w:w="8750" w:type="dxa"/>
-          </w:tcPr>
-          <w:p>
-            <w:pPr>
-              <w:pStyle w:val="Compact"/>
-              <w:spacing w:before="20" w:after="20"/>
-            </w:pPr>
-            <w:r>
-              <w:rPr>
-                <w:sz w:val="17"/>
-              </w:rPr>
-              <w:t>Tipo de incidente (ingreso indebido de información, suplantación de identidad o resultado que puede causar un daño)</w:t>
-            </w:r>
-          </w:p>
-        </w:tc>
-        <w:tc>
-          <w:tcPr>
-            <w:tcW w:w="881" w:type="dxa"/>
+            <w:tcW w:w="8383" w:type="dxa"/>
+          </w:tcPr>
+          <w:p>
+            <w:pPr>
+              <w:pStyle w:val="Compact"/>
+              <w:spacing w:before="20" w:after="20"/>
+            </w:pPr>
+            <w:r>
+              <w:rPr>
+                <w:sz w:val="17"/>
+              </w:rPr>
+              <w:t>Herramienta o canal involucrado</w:t>
+            </w:r>
+          </w:p>
+        </w:tc>
+        <w:tc>
+          <w:tcPr>
+            <w:tcW w:w="1248" w:type="dxa"/>
           </w:tcPr>
           <w:p>
             <w:pPr>
@@ -4637,24 +4671,24 @@
       <w:tr>
         <w:tc>
           <w:tcPr>
-            <w:tcW w:w="8750" w:type="dxa"/>
-          </w:tcPr>
-          <w:p>
-            <w:pPr>
-              <w:pStyle w:val="Compact"/>
-              <w:spacing w:before="20" w:after="20"/>
-            </w:pPr>
-            <w:r>
-              <w:rPr>
-                <w:sz w:val="17"/>
-              </w:rPr>
-              <w:t>Herramienta o canal involucrado</w:t>
-            </w:r>
-          </w:p>
-        </w:tc>
-        <w:tc>
-          <w:tcPr>
-            <w:tcW w:w="881" w:type="dxa"/>
+            <w:tcW w:w="8383" w:type="dxa"/>
+          </w:tcPr>
+          <w:p>
+            <w:pPr>
+              <w:pStyle w:val="Compact"/>
+              <w:spacing w:before="20" w:after="20"/>
+            </w:pPr>
+            <w:r>
+              <w:rPr>
+                <w:sz w:val="17"/>
+              </w:rPr>
+              <w:t>Información comprometida</w:t>
+            </w:r>
+          </w:p>
+        </w:tc>
+        <w:tc>
+          <w:tcPr>
+            <w:tcW w:w="1248" w:type="dxa"/>
           </w:tcPr>
           <w:p>
             <w:pPr>
@@ -4667,24 +4701,24 @@
       <w:tr>
         <w:tc>
           <w:tcPr>
-            <w:tcW w:w="8750" w:type="dxa"/>
-          </w:tcPr>
-          <w:p>
-            <w:pPr>
-              <w:pStyle w:val="Compact"/>
-              <w:spacing w:before="20" w:after="20"/>
-            </w:pPr>
-            <w:r>
-              <w:rPr>
-                <w:sz w:val="17"/>
-              </w:rPr>
-              <w:t>Información comprometida</w:t>
-            </w:r>
-          </w:p>
-        </w:tc>
-        <w:tc>
-          <w:tcPr>
-            <w:tcW w:w="881" w:type="dxa"/>
+            <w:tcW w:w="8383" w:type="dxa"/>
+          </w:tcPr>
+          <w:p>
+            <w:pPr>
+              <w:pStyle w:val="Compact"/>
+              <w:spacing w:before="20" w:after="20"/>
+            </w:pPr>
+            <w:r>
+              <w:rPr>
+                <w:sz w:val="17"/>
+              </w:rPr>
+              <w:t>Acciones de contención realizadas</w:t>
+            </w:r>
+          </w:p>
+        </w:tc>
+        <w:tc>
+          <w:tcPr>
+            <w:tcW w:w="1248" w:type="dxa"/>
           </w:tcPr>
           <w:p>
             <w:pPr>
@@ -4697,24 +4731,24 @@
       <w:tr>
         <w:tc>
           <w:tcPr>
-            <w:tcW w:w="8750" w:type="dxa"/>
-          </w:tcPr>
-          <w:p>
-            <w:pPr>
-              <w:pStyle w:val="Compact"/>
-              <w:spacing w:before="20" w:after="20"/>
-            </w:pPr>
-            <w:r>
-              <w:rPr>
-                <w:sz w:val="17"/>
-              </w:rPr>
-              <w:t>Acciones de contención realizadas</w:t>
-            </w:r>
-          </w:p>
-        </w:tc>
-        <w:tc>
-          <w:tcPr>
-            <w:tcW w:w="881" w:type="dxa"/>
+            <w:tcW w:w="8383" w:type="dxa"/>
+          </w:tcPr>
+          <w:p>
+            <w:pPr>
+              <w:pStyle w:val="Compact"/>
+              <w:spacing w:before="20" w:after="20"/>
+            </w:pPr>
+            <w:r>
+              <w:rPr>
+                <w:sz w:val="17"/>
+              </w:rPr>
+              <w:t>Responsable notificado y hora de la notificación</w:t>
+            </w:r>
+          </w:p>
+        </w:tc>
+        <w:tc>
+          <w:tcPr>
+            <w:tcW w:w="1248" w:type="dxa"/>
           </w:tcPr>
           <w:p>
             <w:pPr>
@@ -4727,37 +4761,7 @@
       <w:tr>
         <w:tc>
           <w:tcPr>
-            <w:tcW w:w="8750" w:type="dxa"/>
-          </w:tcPr>
-          <w:p>
-            <w:pPr>
-              <w:pStyle w:val="Compact"/>
-              <w:spacing w:before="20" w:after="20"/>
-            </w:pPr>
-            <w:r>
-              <w:rPr>
-                <w:sz w:val="17"/>
-              </w:rPr>
-              <w:t>Responsable notificado y hora de la notificación</w:t>
-            </w:r>
-          </w:p>
-        </w:tc>
-        <w:tc>
-          <w:tcPr>
-            <w:tcW w:w="881" w:type="dxa"/>
-          </w:tcPr>
-          <w:p>
-            <w:pPr>
-              <w:pStyle w:val="Compact"/>
-              <w:spacing w:before="20" w:after="20"/>
-            </w:pPr>
-          </w:p>
-        </w:tc>
-      </w:tr>
-      <w:tr>
-        <w:tc>
-          <w:tcPr>
-            <w:tcW w:w="8750" w:type="dxa"/>
+            <w:tcW w:w="8383" w:type="dxa"/>
           </w:tcPr>
           <w:p>
             <w:pPr>
@@ -4774,7 +4778,7 @@
         </w:tc>
         <w:tc>
           <w:tcPr>
-            <w:tcW w:w="881" w:type="dxa"/>
+            <w:tcW w:w="1248" w:type="dxa"/>
           </w:tcPr>
           <w:p>
             <w:pPr>
